--- a/b1-k2-marketing-communicatie/downloads/Bijlage 1 E-mail van Sanne Vermeer.docx
+++ b/b1-k2-marketing-communicatie/downloads/Bijlage 1 E-mail van Sanne Vermeer.docx
@@ -5,6 +5,7 @@
     <w:p>
       <w:pPr>
         <w:pStyle w:val="Heading1"/>
+        <w:jc w:val="left"/>
       </w:pPr>
       <w:r>
         <w:t>Bijlage 1 E-mail van Sanne Vermeer</w:t>
@@ -12,31 +13,64 @@
     </w:p>
     <w:tbl>
       <w:tblPr>
-        <w:tblStyle w:val="TableGrid"/>
         <w:tblW w:type="auto" w:w="0"/>
+        <w:jc w:val="center"/>
+        <w:tblLayout w:type="fixed"/>
         <w:tblLook w:firstColumn="1" w:firstRow="1" w:lastColumn="0" w:lastRow="0" w:noHBand="0" w:noVBand="1" w:val="04A0"/>
       </w:tblPr>
       <w:tblGrid>
-        <w:gridCol w:w="4320"/>
-        <w:gridCol w:w="4320"/>
+        <w:gridCol w:w="7625"/>
+        <w:gridCol w:w="7625"/>
       </w:tblGrid>
       <w:tr>
         <w:tc>
           <w:tcPr>
-            <w:tcW w:type="dxa" w:w="4320"/>
+            <w:tcW w:type="dxa" w:w="1800"/>
+            <w:vAlign w:val="top"/>
+            <w:tcBorders>
+              <w:top w:val="single" w:sz="4" w:space="0" w:color="CFC8D8"/>
+              <w:left w:val="single" w:sz="4" w:space="0" w:color="CFC8D8"/>
+              <w:bottom w:val="single" w:sz="4" w:space="0" w:color="CFC8D8"/>
+              <w:right w:val="single" w:sz="4" w:space="0" w:color="CFC8D8"/>
+            </w:tcBorders>
+            <w:shd w:fill="F0EDF4"/>
           </w:tcPr>
           <w:p>
+            <w:pPr>
+              <w:spacing w:after="0"/>
+            </w:pPr>
             <w:r>
+              <w:rPr>
+                <w:rFonts w:ascii="Arial" w:hAnsi="Arial"/>
+                <w:b/>
+                <w:sz w:val="18"/>
+              </w:rPr>
               <w:t>Veld</w:t>
             </w:r>
           </w:p>
         </w:tc>
         <w:tc>
           <w:tcPr>
-            <w:tcW w:type="dxa" w:w="4320"/>
+            <w:tcW w:type="dxa" w:w="12816"/>
+            <w:vAlign w:val="top"/>
+            <w:tcBorders>
+              <w:top w:val="single" w:sz="4" w:space="0" w:color="CFC8D8"/>
+              <w:left w:val="single" w:sz="4" w:space="0" w:color="CFC8D8"/>
+              <w:bottom w:val="single" w:sz="4" w:space="0" w:color="CFC8D8"/>
+              <w:right w:val="single" w:sz="4" w:space="0" w:color="CFC8D8"/>
+            </w:tcBorders>
+            <w:shd w:fill="F0EDF4"/>
           </w:tcPr>
           <w:p>
+            <w:pPr>
+              <w:spacing w:after="0"/>
+            </w:pPr>
             <w:r>
+              <w:rPr>
+                <w:rFonts w:ascii="Arial" w:hAnsi="Arial"/>
+                <w:b/>
+                <w:sz w:val="18"/>
+              </w:rPr>
               <w:t>Inhoud</w:t>
             </w:r>
           </w:p>
@@ -45,20 +79,48 @@
       <w:tr>
         <w:tc>
           <w:tcPr>
-            <w:tcW w:type="dxa" w:w="4320"/>
+            <w:tcW w:type="dxa" w:w="1800"/>
+            <w:vAlign w:val="top"/>
+            <w:tcBorders>
+              <w:top w:val="single" w:sz="4" w:space="0" w:color="CFC8D8"/>
+              <w:left w:val="single" w:sz="4" w:space="0" w:color="CFC8D8"/>
+              <w:bottom w:val="single" w:sz="4" w:space="0" w:color="CFC8D8"/>
+              <w:right w:val="single" w:sz="4" w:space="0" w:color="CFC8D8"/>
+            </w:tcBorders>
           </w:tcPr>
           <w:p>
+            <w:pPr>
+              <w:spacing w:after="0"/>
+            </w:pPr>
             <w:r>
+              <w:rPr>
+                <w:rFonts w:ascii="Arial" w:hAnsi="Arial"/>
+                <w:sz w:val="18"/>
+              </w:rPr>
               <w:t>Van</w:t>
             </w:r>
           </w:p>
         </w:tc>
         <w:tc>
           <w:tcPr>
-            <w:tcW w:type="dxa" w:w="4320"/>
+            <w:tcW w:type="dxa" w:w="12816"/>
+            <w:vAlign w:val="top"/>
+            <w:tcBorders>
+              <w:top w:val="single" w:sz="4" w:space="0" w:color="CFC8D8"/>
+              <w:left w:val="single" w:sz="4" w:space="0" w:color="CFC8D8"/>
+              <w:bottom w:val="single" w:sz="4" w:space="0" w:color="CFC8D8"/>
+              <w:right w:val="single" w:sz="4" w:space="0" w:color="CFC8D8"/>
+            </w:tcBorders>
           </w:tcPr>
           <w:p>
+            <w:pPr>
+              <w:spacing w:after="0"/>
+            </w:pPr>
             <w:r>
+              <w:rPr>
+                <w:rFonts w:ascii="Arial" w:hAnsi="Arial"/>
+                <w:sz w:val="18"/>
+              </w:rPr>
               <w:t>Sanne Vermeer, Hoofd Marketing &amp; Sales</w:t>
             </w:r>
           </w:p>
@@ -67,20 +129,48 @@
       <w:tr>
         <w:tc>
           <w:tcPr>
-            <w:tcW w:type="dxa" w:w="4320"/>
+            <w:tcW w:type="dxa" w:w="1800"/>
+            <w:vAlign w:val="top"/>
+            <w:tcBorders>
+              <w:top w:val="single" w:sz="4" w:space="0" w:color="CFC8D8"/>
+              <w:left w:val="single" w:sz="4" w:space="0" w:color="CFC8D8"/>
+              <w:bottom w:val="single" w:sz="4" w:space="0" w:color="CFC8D8"/>
+              <w:right w:val="single" w:sz="4" w:space="0" w:color="CFC8D8"/>
+            </w:tcBorders>
           </w:tcPr>
           <w:p>
+            <w:pPr>
+              <w:spacing w:after="0"/>
+            </w:pPr>
             <w:r>
+              <w:rPr>
+                <w:rFonts w:ascii="Arial" w:hAnsi="Arial"/>
+                <w:sz w:val="18"/>
+              </w:rPr>
               <w:t>Aan</w:t>
             </w:r>
           </w:p>
         </w:tc>
         <w:tc>
           <w:tcPr>
-            <w:tcW w:type="dxa" w:w="4320"/>
+            <w:tcW w:type="dxa" w:w="12816"/>
+            <w:vAlign w:val="top"/>
+            <w:tcBorders>
+              <w:top w:val="single" w:sz="4" w:space="0" w:color="CFC8D8"/>
+              <w:left w:val="single" w:sz="4" w:space="0" w:color="CFC8D8"/>
+              <w:bottom w:val="single" w:sz="4" w:space="0" w:color="CFC8D8"/>
+              <w:right w:val="single" w:sz="4" w:space="0" w:color="CFC8D8"/>
+            </w:tcBorders>
           </w:tcPr>
           <w:p>
+            <w:pPr>
+              <w:spacing w:after="0"/>
+            </w:pPr>
             <w:r>
+              <w:rPr>
+                <w:rFonts w:ascii="Arial" w:hAnsi="Arial"/>
+                <w:sz w:val="18"/>
+              </w:rPr>
               <w:t>Medewerker Marketing</w:t>
             </w:r>
           </w:p>
@@ -89,79 +179,3917 @@
       <w:tr>
         <w:tc>
           <w:tcPr>
-            <w:tcW w:type="dxa" w:w="4320"/>
+            <w:tcW w:type="dxa" w:w="1800"/>
+            <w:vAlign w:val="top"/>
+            <w:tcBorders>
+              <w:top w:val="single" w:sz="4" w:space="0" w:color="CFC8D8"/>
+              <w:left w:val="single" w:sz="4" w:space="0" w:color="CFC8D8"/>
+              <w:bottom w:val="single" w:sz="4" w:space="0" w:color="CFC8D8"/>
+              <w:right w:val="single" w:sz="4" w:space="0" w:color="CFC8D8"/>
+            </w:tcBorders>
           </w:tcPr>
           <w:p>
+            <w:pPr>
+              <w:spacing w:after="0"/>
+            </w:pPr>
             <w:r>
+              <w:rPr>
+                <w:rFonts w:ascii="Arial" w:hAnsi="Arial"/>
+                <w:sz w:val="18"/>
+              </w:rPr>
               <w:t>Onderwerp</w:t>
             </w:r>
           </w:p>
         </w:tc>
         <w:tc>
           <w:tcPr>
-            <w:tcW w:type="dxa" w:w="4320"/>
+            <w:tcW w:type="dxa" w:w="12816"/>
+            <w:vAlign w:val="top"/>
+            <w:tcBorders>
+              <w:top w:val="single" w:sz="4" w:space="0" w:color="CFC8D8"/>
+              <w:left w:val="single" w:sz="4" w:space="0" w:color="CFC8D8"/>
+              <w:bottom w:val="single" w:sz="4" w:space="0" w:color="CFC8D8"/>
+              <w:right w:val="single" w:sz="4" w:space="0" w:color="CFC8D8"/>
+            </w:tcBorders>
           </w:tcPr>
           <w:p>
+            <w:pPr>
+              <w:spacing w:after="0"/>
+            </w:pPr>
             <w:r>
-              <w:t>Voorbereiding b2b-communicatie-uiting Pulse</w:t>
+              <w:rPr>
+                <w:rFonts w:ascii="Arial" w:hAnsi="Arial"/>
+                <w:sz w:val="18"/>
+              </w:rPr>
+              <w:t>Voorbereiden b2b-communicatie-uiting Pulse</w:t>
             </w:r>
           </w:p>
         </w:tc>
       </w:tr>
     </w:tbl>
     <w:p>
+      <w:pPr>
+        <w:spacing w:after="120"/>
+      </w:pPr>
       <w:r>
         <w:t>Beste collega,</w:t>
       </w:r>
     </w:p>
     <w:p>
+      <w:pPr>
+        <w:spacing w:after="120"/>
+      </w:pPr>
       <w:r>
-        <w:t>DutchDelight Chocolates wil het submerk Pulse sterker onder de aandacht brengen bij bestaande zakelijke klanten. Pulse is ontwikkeld voor actieve snackmomenten, zoals sport, studie, onderweg, events, vending en schoolkantines.</w:t>
+        <w:t>Ik heb een inhoudelijke opdracht voor je. DutchDelight Chocolates wil het submerk Pulse de komende periode sterker onder de aandacht brengen bij bestaande zakelijke klanten in Nederland. Pulse is onze energieke chocoladelijn voor actieve snackmomenten: voor sport, studie, onderweg, events, vending, schoolkantines, campuslocaties en werkpauzes.</w:t>
       </w:r>
     </w:p>
     <w:p>
+      <w:pPr>
+        <w:spacing w:after="120"/>
+      </w:pPr>
       <w:r>
-        <w:t>Ik wil je vragen om informatie te verzamelen en te verwerken voor een b2b-communicatie-uiting. Richt je op zakelijke beslissers bij sportkantines, scholen, vendinglocaties, tankstations, events, bedrijfsrestaurants en campuslocaties.</w:t>
+        <w:t>Het management wil op korte termijn meer offerteaanvragen en herhaalorders realiseren bij b2b-klanten die passen bij Pulse. De communicatie-uiting moet hieraan bijdragen. Ik vraag je daarom om informatie te verzamelen, te selecteren en te verwerken voor een b2b-communicatie-uiting. Gebruik mijn informatie hieronder als startpunt, maar vul deze aan met actuele en betrouwbare externe bronnen.</w:t>
       </w:r>
     </w:p>
     <w:p>
+      <w:pPr>
+        <w:pStyle w:val="Heading2"/>
+      </w:pPr>
       <w:r>
-        <w:t>Kijk bij je voorbereiding naar het communicatiedoel, de doelgroep, passende communicatiekanalen, de kenmerken van Pulse en het AIDA-model. Gebruik ook minimaal twee actuele en betrouwbare externe bronnen.</w:t>
+        <w:t>Achtergrond Pulse</w:t>
       </w:r>
     </w:p>
     <w:p>
+      <w:pPr>
+        <w:spacing w:after="120"/>
+      </w:pPr>
       <w:r>
-        <w:t>Leg je conclusies vast in de bijlage Conclusies voorbereiden communicatie-uiting. Lever de ingevulde bijlage digitaal bij mij in.</w:t>
+        <w:t>Pulse is in 2021 als submerk toegevoegd aan het assortiment van DutchDelight Chocolates. Het merk heeft een actieve uitstraling en wordt vooral verkocht op plekken waar mensen snel iets willen meenemen of tijdens een drukke dag een kleine traktatie zoeken. Zakelijke klanten kunnen Pulse inkopen via de b2b-webshop, via onze accountmanagers en via geselecteerde distributeurs.</w:t>
       </w:r>
     </w:p>
     <w:p>
+      <w:pPr>
+        <w:spacing w:after="120"/>
+      </w:pPr>
       <w:r>
-        <w:t>Met vriendelijke groet,</w:t>
+        <w:t>Voor deze communicatie-uiting richten we ons op bestaande zakelijke klanten. Nieuwe consumentencommunicatie is nu geen prioriteit. De boodschap moet dus zakelijk, concreet en commercieel zijn: wat levert Pulse de klant op, bij welk gebruiksmoment past het product en waarom is het interessant om nu een offerte aan te vragen?</w:t>
       </w:r>
     </w:p>
     <w:p>
+      <w:pPr>
+        <w:pStyle w:val="Heading2"/>
+      </w:pPr>
       <w:r>
-        <w:t>Sanne Vermeer</w:t>
+        <w:t>1. Omzetontwikkeling Pulse per afzetkanaal</w:t>
+      </w:r>
+    </w:p>
+    <w:tbl>
+      <w:tblPr>
+        <w:tblW w:type="auto" w:w="0"/>
+        <w:jc w:val="center"/>
+        <w:tblLayout w:type="fixed"/>
+        <w:tblLook w:firstColumn="1" w:firstRow="1" w:lastColumn="0" w:lastRow="0" w:noHBand="0" w:noVBand="1" w:val="04A0"/>
+      </w:tblPr>
+      <w:tblGrid>
+        <w:gridCol w:w="2542"/>
+        <w:gridCol w:w="2542"/>
+        <w:gridCol w:w="2542"/>
+        <w:gridCol w:w="2542"/>
+        <w:gridCol w:w="2542"/>
+        <w:gridCol w:w="2542"/>
+      </w:tblGrid>
+      <w:tr>
+        <w:tc>
+          <w:tcPr>
+            <w:tcW w:type="dxa" w:w="5184"/>
+            <w:vAlign w:val="top"/>
+            <w:tcBorders>
+              <w:top w:val="single" w:sz="4" w:space="0" w:color="CFC8D8"/>
+              <w:left w:val="single" w:sz="4" w:space="0" w:color="CFC8D8"/>
+              <w:bottom w:val="single" w:sz="4" w:space="0" w:color="CFC8D8"/>
+              <w:right w:val="single" w:sz="4" w:space="0" w:color="CFC8D8"/>
+            </w:tcBorders>
+            <w:shd w:fill="F0EDF4"/>
+          </w:tcPr>
+          <w:p>
+            <w:pPr>
+              <w:spacing w:after="0"/>
+            </w:pPr>
+            <w:r>
+              <w:rPr>
+                <w:rFonts w:ascii="Arial" w:hAnsi="Arial"/>
+                <w:b/>
+                <w:sz w:val="16"/>
+              </w:rPr>
+              <w:t>Afzetkanaal</w:t>
+            </w:r>
+          </w:p>
+        </w:tc>
+        <w:tc>
+          <w:tcPr>
+            <w:tcW w:type="dxa" w:w="1800"/>
+            <w:vAlign w:val="top"/>
+            <w:tcBorders>
+              <w:top w:val="single" w:sz="4" w:space="0" w:color="CFC8D8"/>
+              <w:left w:val="single" w:sz="4" w:space="0" w:color="CFC8D8"/>
+              <w:bottom w:val="single" w:sz="4" w:space="0" w:color="CFC8D8"/>
+              <w:right w:val="single" w:sz="4" w:space="0" w:color="CFC8D8"/>
+            </w:tcBorders>
+            <w:shd w:fill="F0EDF4"/>
+          </w:tcPr>
+          <w:p>
+            <w:pPr>
+              <w:spacing w:after="0"/>
+            </w:pPr>
+            <w:r>
+              <w:rPr>
+                <w:rFonts w:ascii="Arial" w:hAnsi="Arial"/>
+                <w:b/>
+                <w:sz w:val="16"/>
+              </w:rPr>
+              <w:t>2021</w:t>
+            </w:r>
+          </w:p>
+        </w:tc>
+        <w:tc>
+          <w:tcPr>
+            <w:tcW w:type="dxa" w:w="1800"/>
+            <w:vAlign w:val="top"/>
+            <w:tcBorders>
+              <w:top w:val="single" w:sz="4" w:space="0" w:color="CFC8D8"/>
+              <w:left w:val="single" w:sz="4" w:space="0" w:color="CFC8D8"/>
+              <w:bottom w:val="single" w:sz="4" w:space="0" w:color="CFC8D8"/>
+              <w:right w:val="single" w:sz="4" w:space="0" w:color="CFC8D8"/>
+            </w:tcBorders>
+            <w:shd w:fill="F0EDF4"/>
+          </w:tcPr>
+          <w:p>
+            <w:pPr>
+              <w:spacing w:after="0"/>
+            </w:pPr>
+            <w:r>
+              <w:rPr>
+                <w:rFonts w:ascii="Arial" w:hAnsi="Arial"/>
+                <w:b/>
+                <w:sz w:val="16"/>
+              </w:rPr>
+              <w:t>2022</w:t>
+            </w:r>
+          </w:p>
+        </w:tc>
+        <w:tc>
+          <w:tcPr>
+            <w:tcW w:type="dxa" w:w="1800"/>
+            <w:vAlign w:val="top"/>
+            <w:tcBorders>
+              <w:top w:val="single" w:sz="4" w:space="0" w:color="CFC8D8"/>
+              <w:left w:val="single" w:sz="4" w:space="0" w:color="CFC8D8"/>
+              <w:bottom w:val="single" w:sz="4" w:space="0" w:color="CFC8D8"/>
+              <w:right w:val="single" w:sz="4" w:space="0" w:color="CFC8D8"/>
+            </w:tcBorders>
+            <w:shd w:fill="F0EDF4"/>
+          </w:tcPr>
+          <w:p>
+            <w:pPr>
+              <w:spacing w:after="0"/>
+            </w:pPr>
+            <w:r>
+              <w:rPr>
+                <w:rFonts w:ascii="Arial" w:hAnsi="Arial"/>
+                <w:b/>
+                <w:sz w:val="16"/>
+              </w:rPr>
+              <w:t>2023</w:t>
+            </w:r>
+          </w:p>
+        </w:tc>
+        <w:tc>
+          <w:tcPr>
+            <w:tcW w:type="dxa" w:w="1800"/>
+            <w:vAlign w:val="top"/>
+            <w:tcBorders>
+              <w:top w:val="single" w:sz="4" w:space="0" w:color="CFC8D8"/>
+              <w:left w:val="single" w:sz="4" w:space="0" w:color="CFC8D8"/>
+              <w:bottom w:val="single" w:sz="4" w:space="0" w:color="CFC8D8"/>
+              <w:right w:val="single" w:sz="4" w:space="0" w:color="CFC8D8"/>
+            </w:tcBorders>
+            <w:shd w:fill="F0EDF4"/>
+          </w:tcPr>
+          <w:p>
+            <w:pPr>
+              <w:spacing w:after="0"/>
+            </w:pPr>
+            <w:r>
+              <w:rPr>
+                <w:rFonts w:ascii="Arial" w:hAnsi="Arial"/>
+                <w:b/>
+                <w:sz w:val="16"/>
+              </w:rPr>
+              <w:t>2024</w:t>
+            </w:r>
+          </w:p>
+        </w:tc>
+        <w:tc>
+          <w:tcPr>
+            <w:tcW w:type="dxa" w:w="1800"/>
+            <w:vAlign w:val="top"/>
+            <w:tcBorders>
+              <w:top w:val="single" w:sz="4" w:space="0" w:color="CFC8D8"/>
+              <w:left w:val="single" w:sz="4" w:space="0" w:color="CFC8D8"/>
+              <w:bottom w:val="single" w:sz="4" w:space="0" w:color="CFC8D8"/>
+              <w:right w:val="single" w:sz="4" w:space="0" w:color="CFC8D8"/>
+            </w:tcBorders>
+            <w:shd w:fill="F0EDF4"/>
+          </w:tcPr>
+          <w:p>
+            <w:pPr>
+              <w:spacing w:after="0"/>
+            </w:pPr>
+            <w:r>
+              <w:rPr>
+                <w:rFonts w:ascii="Arial" w:hAnsi="Arial"/>
+                <w:b/>
+                <w:sz w:val="16"/>
+              </w:rPr>
+              <w:t>2025</w:t>
+            </w:r>
+          </w:p>
+        </w:tc>
+      </w:tr>
+      <w:tr>
+        <w:tc>
+          <w:tcPr>
+            <w:tcW w:type="dxa" w:w="5184"/>
+            <w:vAlign w:val="top"/>
+            <w:tcBorders>
+              <w:top w:val="single" w:sz="4" w:space="0" w:color="CFC8D8"/>
+              <w:left w:val="single" w:sz="4" w:space="0" w:color="CFC8D8"/>
+              <w:bottom w:val="single" w:sz="4" w:space="0" w:color="CFC8D8"/>
+              <w:right w:val="single" w:sz="4" w:space="0" w:color="CFC8D8"/>
+            </w:tcBorders>
+          </w:tcPr>
+          <w:p>
+            <w:pPr>
+              <w:spacing w:after="0"/>
+            </w:pPr>
+            <w:r>
+              <w:rPr>
+                <w:rFonts w:ascii="Arial" w:hAnsi="Arial"/>
+                <w:sz w:val="16"/>
+              </w:rPr>
+              <w:t>Sportkantines en sportclubs</w:t>
+            </w:r>
+          </w:p>
+        </w:tc>
+        <w:tc>
+          <w:tcPr>
+            <w:tcW w:type="dxa" w:w="1800"/>
+            <w:vAlign w:val="top"/>
+            <w:tcBorders>
+              <w:top w:val="single" w:sz="4" w:space="0" w:color="CFC8D8"/>
+              <w:left w:val="single" w:sz="4" w:space="0" w:color="CFC8D8"/>
+              <w:bottom w:val="single" w:sz="4" w:space="0" w:color="CFC8D8"/>
+              <w:right w:val="single" w:sz="4" w:space="0" w:color="CFC8D8"/>
+            </w:tcBorders>
+          </w:tcPr>
+          <w:p>
+            <w:pPr>
+              <w:spacing w:after="0"/>
+            </w:pPr>
+            <w:r>
+              <w:rPr>
+                <w:rFonts w:ascii="Arial" w:hAnsi="Arial"/>
+                <w:sz w:val="16"/>
+              </w:rPr>
+              <w:t>80</w:t>
+            </w:r>
+          </w:p>
+        </w:tc>
+        <w:tc>
+          <w:tcPr>
+            <w:tcW w:type="dxa" w:w="1800"/>
+            <w:vAlign w:val="top"/>
+            <w:tcBorders>
+              <w:top w:val="single" w:sz="4" w:space="0" w:color="CFC8D8"/>
+              <w:left w:val="single" w:sz="4" w:space="0" w:color="CFC8D8"/>
+              <w:bottom w:val="single" w:sz="4" w:space="0" w:color="CFC8D8"/>
+              <w:right w:val="single" w:sz="4" w:space="0" w:color="CFC8D8"/>
+            </w:tcBorders>
+          </w:tcPr>
+          <w:p>
+            <w:pPr>
+              <w:spacing w:after="0"/>
+            </w:pPr>
+            <w:r>
+              <w:rPr>
+                <w:rFonts w:ascii="Arial" w:hAnsi="Arial"/>
+                <w:sz w:val="16"/>
+              </w:rPr>
+              <w:t>130</w:t>
+            </w:r>
+          </w:p>
+        </w:tc>
+        <w:tc>
+          <w:tcPr>
+            <w:tcW w:type="dxa" w:w="1800"/>
+            <w:vAlign w:val="top"/>
+            <w:tcBorders>
+              <w:top w:val="single" w:sz="4" w:space="0" w:color="CFC8D8"/>
+              <w:left w:val="single" w:sz="4" w:space="0" w:color="CFC8D8"/>
+              <w:bottom w:val="single" w:sz="4" w:space="0" w:color="CFC8D8"/>
+              <w:right w:val="single" w:sz="4" w:space="0" w:color="CFC8D8"/>
+            </w:tcBorders>
+          </w:tcPr>
+          <w:p>
+            <w:pPr>
+              <w:spacing w:after="0"/>
+            </w:pPr>
+            <w:r>
+              <w:rPr>
+                <w:rFonts w:ascii="Arial" w:hAnsi="Arial"/>
+                <w:sz w:val="16"/>
+              </w:rPr>
+              <w:t>210</w:t>
+            </w:r>
+          </w:p>
+        </w:tc>
+        <w:tc>
+          <w:tcPr>
+            <w:tcW w:type="dxa" w:w="1800"/>
+            <w:vAlign w:val="top"/>
+            <w:tcBorders>
+              <w:top w:val="single" w:sz="4" w:space="0" w:color="CFC8D8"/>
+              <w:left w:val="single" w:sz="4" w:space="0" w:color="CFC8D8"/>
+              <w:bottom w:val="single" w:sz="4" w:space="0" w:color="CFC8D8"/>
+              <w:right w:val="single" w:sz="4" w:space="0" w:color="CFC8D8"/>
+            </w:tcBorders>
+          </w:tcPr>
+          <w:p>
+            <w:pPr>
+              <w:spacing w:after="0"/>
+            </w:pPr>
+            <w:r>
+              <w:rPr>
+                <w:rFonts w:ascii="Arial" w:hAnsi="Arial"/>
+                <w:sz w:val="16"/>
+              </w:rPr>
+              <w:t>310</w:t>
+            </w:r>
+          </w:p>
+        </w:tc>
+        <w:tc>
+          <w:tcPr>
+            <w:tcW w:type="dxa" w:w="1800"/>
+            <w:vAlign w:val="top"/>
+            <w:tcBorders>
+              <w:top w:val="single" w:sz="4" w:space="0" w:color="CFC8D8"/>
+              <w:left w:val="single" w:sz="4" w:space="0" w:color="CFC8D8"/>
+              <w:bottom w:val="single" w:sz="4" w:space="0" w:color="CFC8D8"/>
+              <w:right w:val="single" w:sz="4" w:space="0" w:color="CFC8D8"/>
+            </w:tcBorders>
+          </w:tcPr>
+          <w:p>
+            <w:pPr>
+              <w:spacing w:after="0"/>
+            </w:pPr>
+            <w:r>
+              <w:rPr>
+                <w:rFonts w:ascii="Arial" w:hAnsi="Arial"/>
+                <w:sz w:val="16"/>
+              </w:rPr>
+              <w:t>420</w:t>
+            </w:r>
+          </w:p>
+        </w:tc>
+      </w:tr>
+      <w:tr>
+        <w:tc>
+          <w:tcPr>
+            <w:tcW w:type="dxa" w:w="5184"/>
+            <w:vAlign w:val="top"/>
+            <w:tcBorders>
+              <w:top w:val="single" w:sz="4" w:space="0" w:color="CFC8D8"/>
+              <w:left w:val="single" w:sz="4" w:space="0" w:color="CFC8D8"/>
+              <w:bottom w:val="single" w:sz="4" w:space="0" w:color="CFC8D8"/>
+              <w:right w:val="single" w:sz="4" w:space="0" w:color="CFC8D8"/>
+            </w:tcBorders>
+          </w:tcPr>
+          <w:p>
+            <w:pPr>
+              <w:spacing w:after="0"/>
+            </w:pPr>
+            <w:r>
+              <w:rPr>
+                <w:rFonts w:ascii="Arial" w:hAnsi="Arial"/>
+                <w:sz w:val="16"/>
+              </w:rPr>
+              <w:t>Scholen, mbo/hbo en campuslocaties</w:t>
+            </w:r>
+          </w:p>
+        </w:tc>
+        <w:tc>
+          <w:tcPr>
+            <w:tcW w:type="dxa" w:w="1800"/>
+            <w:vAlign w:val="top"/>
+            <w:tcBorders>
+              <w:top w:val="single" w:sz="4" w:space="0" w:color="CFC8D8"/>
+              <w:left w:val="single" w:sz="4" w:space="0" w:color="CFC8D8"/>
+              <w:bottom w:val="single" w:sz="4" w:space="0" w:color="CFC8D8"/>
+              <w:right w:val="single" w:sz="4" w:space="0" w:color="CFC8D8"/>
+            </w:tcBorders>
+          </w:tcPr>
+          <w:p>
+            <w:pPr>
+              <w:spacing w:after="0"/>
+            </w:pPr>
+            <w:r>
+              <w:rPr>
+                <w:rFonts w:ascii="Arial" w:hAnsi="Arial"/>
+                <w:sz w:val="16"/>
+              </w:rPr>
+              <w:t>40</w:t>
+            </w:r>
+          </w:p>
+        </w:tc>
+        <w:tc>
+          <w:tcPr>
+            <w:tcW w:type="dxa" w:w="1800"/>
+            <w:vAlign w:val="top"/>
+            <w:tcBorders>
+              <w:top w:val="single" w:sz="4" w:space="0" w:color="CFC8D8"/>
+              <w:left w:val="single" w:sz="4" w:space="0" w:color="CFC8D8"/>
+              <w:bottom w:val="single" w:sz="4" w:space="0" w:color="CFC8D8"/>
+              <w:right w:val="single" w:sz="4" w:space="0" w:color="CFC8D8"/>
+            </w:tcBorders>
+          </w:tcPr>
+          <w:p>
+            <w:pPr>
+              <w:spacing w:after="0"/>
+            </w:pPr>
+            <w:r>
+              <w:rPr>
+                <w:rFonts w:ascii="Arial" w:hAnsi="Arial"/>
+                <w:sz w:val="16"/>
+              </w:rPr>
+              <w:t>75</w:t>
+            </w:r>
+          </w:p>
+        </w:tc>
+        <w:tc>
+          <w:tcPr>
+            <w:tcW w:type="dxa" w:w="1800"/>
+            <w:vAlign w:val="top"/>
+            <w:tcBorders>
+              <w:top w:val="single" w:sz="4" w:space="0" w:color="CFC8D8"/>
+              <w:left w:val="single" w:sz="4" w:space="0" w:color="CFC8D8"/>
+              <w:bottom w:val="single" w:sz="4" w:space="0" w:color="CFC8D8"/>
+              <w:right w:val="single" w:sz="4" w:space="0" w:color="CFC8D8"/>
+            </w:tcBorders>
+          </w:tcPr>
+          <w:p>
+            <w:pPr>
+              <w:spacing w:after="0"/>
+            </w:pPr>
+            <w:r>
+              <w:rPr>
+                <w:rFonts w:ascii="Arial" w:hAnsi="Arial"/>
+                <w:sz w:val="16"/>
+              </w:rPr>
+              <w:t>125</w:t>
+            </w:r>
+          </w:p>
+        </w:tc>
+        <w:tc>
+          <w:tcPr>
+            <w:tcW w:type="dxa" w:w="1800"/>
+            <w:vAlign w:val="top"/>
+            <w:tcBorders>
+              <w:top w:val="single" w:sz="4" w:space="0" w:color="CFC8D8"/>
+              <w:left w:val="single" w:sz="4" w:space="0" w:color="CFC8D8"/>
+              <w:bottom w:val="single" w:sz="4" w:space="0" w:color="CFC8D8"/>
+              <w:right w:val="single" w:sz="4" w:space="0" w:color="CFC8D8"/>
+            </w:tcBorders>
+          </w:tcPr>
+          <w:p>
+            <w:pPr>
+              <w:spacing w:after="0"/>
+            </w:pPr>
+            <w:r>
+              <w:rPr>
+                <w:rFonts w:ascii="Arial" w:hAnsi="Arial"/>
+                <w:sz w:val="16"/>
+              </w:rPr>
+              <w:t>190</w:t>
+            </w:r>
+          </w:p>
+        </w:tc>
+        <w:tc>
+          <w:tcPr>
+            <w:tcW w:type="dxa" w:w="1800"/>
+            <w:vAlign w:val="top"/>
+            <w:tcBorders>
+              <w:top w:val="single" w:sz="4" w:space="0" w:color="CFC8D8"/>
+              <w:left w:val="single" w:sz="4" w:space="0" w:color="CFC8D8"/>
+              <w:bottom w:val="single" w:sz="4" w:space="0" w:color="CFC8D8"/>
+              <w:right w:val="single" w:sz="4" w:space="0" w:color="CFC8D8"/>
+            </w:tcBorders>
+          </w:tcPr>
+          <w:p>
+            <w:pPr>
+              <w:spacing w:after="0"/>
+            </w:pPr>
+            <w:r>
+              <w:rPr>
+                <w:rFonts w:ascii="Arial" w:hAnsi="Arial"/>
+                <w:sz w:val="16"/>
+              </w:rPr>
+              <w:t>285</w:t>
+            </w:r>
+          </w:p>
+        </w:tc>
+      </w:tr>
+      <w:tr>
+        <w:tc>
+          <w:tcPr>
+            <w:tcW w:type="dxa" w:w="5184"/>
+            <w:vAlign w:val="top"/>
+            <w:tcBorders>
+              <w:top w:val="single" w:sz="4" w:space="0" w:color="CFC8D8"/>
+              <w:left w:val="single" w:sz="4" w:space="0" w:color="CFC8D8"/>
+              <w:bottom w:val="single" w:sz="4" w:space="0" w:color="CFC8D8"/>
+              <w:right w:val="single" w:sz="4" w:space="0" w:color="CFC8D8"/>
+            </w:tcBorders>
+          </w:tcPr>
+          <w:p>
+            <w:pPr>
+              <w:spacing w:after="0"/>
+            </w:pPr>
+            <w:r>
+              <w:rPr>
+                <w:rFonts w:ascii="Arial" w:hAnsi="Arial"/>
+                <w:sz w:val="16"/>
+              </w:rPr>
+              <w:t>Vendinglocaties</w:t>
+            </w:r>
+          </w:p>
+        </w:tc>
+        <w:tc>
+          <w:tcPr>
+            <w:tcW w:type="dxa" w:w="1800"/>
+            <w:vAlign w:val="top"/>
+            <w:tcBorders>
+              <w:top w:val="single" w:sz="4" w:space="0" w:color="CFC8D8"/>
+              <w:left w:val="single" w:sz="4" w:space="0" w:color="CFC8D8"/>
+              <w:bottom w:val="single" w:sz="4" w:space="0" w:color="CFC8D8"/>
+              <w:right w:val="single" w:sz="4" w:space="0" w:color="CFC8D8"/>
+            </w:tcBorders>
+          </w:tcPr>
+          <w:p>
+            <w:pPr>
+              <w:spacing w:after="0"/>
+            </w:pPr>
+            <w:r>
+              <w:rPr>
+                <w:rFonts w:ascii="Arial" w:hAnsi="Arial"/>
+                <w:sz w:val="16"/>
+              </w:rPr>
+              <w:t>55</w:t>
+            </w:r>
+          </w:p>
+        </w:tc>
+        <w:tc>
+          <w:tcPr>
+            <w:tcW w:type="dxa" w:w="1800"/>
+            <w:vAlign w:val="top"/>
+            <w:tcBorders>
+              <w:top w:val="single" w:sz="4" w:space="0" w:color="CFC8D8"/>
+              <w:left w:val="single" w:sz="4" w:space="0" w:color="CFC8D8"/>
+              <w:bottom w:val="single" w:sz="4" w:space="0" w:color="CFC8D8"/>
+              <w:right w:val="single" w:sz="4" w:space="0" w:color="CFC8D8"/>
+            </w:tcBorders>
+          </w:tcPr>
+          <w:p>
+            <w:pPr>
+              <w:spacing w:after="0"/>
+            </w:pPr>
+            <w:r>
+              <w:rPr>
+                <w:rFonts w:ascii="Arial" w:hAnsi="Arial"/>
+                <w:sz w:val="16"/>
+              </w:rPr>
+              <w:t>100</w:t>
+            </w:r>
+          </w:p>
+        </w:tc>
+        <w:tc>
+          <w:tcPr>
+            <w:tcW w:type="dxa" w:w="1800"/>
+            <w:vAlign w:val="top"/>
+            <w:tcBorders>
+              <w:top w:val="single" w:sz="4" w:space="0" w:color="CFC8D8"/>
+              <w:left w:val="single" w:sz="4" w:space="0" w:color="CFC8D8"/>
+              <w:bottom w:val="single" w:sz="4" w:space="0" w:color="CFC8D8"/>
+              <w:right w:val="single" w:sz="4" w:space="0" w:color="CFC8D8"/>
+            </w:tcBorders>
+          </w:tcPr>
+          <w:p>
+            <w:pPr>
+              <w:spacing w:after="0"/>
+            </w:pPr>
+            <w:r>
+              <w:rPr>
+                <w:rFonts w:ascii="Arial" w:hAnsi="Arial"/>
+                <w:sz w:val="16"/>
+              </w:rPr>
+              <w:t>180</w:t>
+            </w:r>
+          </w:p>
+        </w:tc>
+        <w:tc>
+          <w:tcPr>
+            <w:tcW w:type="dxa" w:w="1800"/>
+            <w:vAlign w:val="top"/>
+            <w:tcBorders>
+              <w:top w:val="single" w:sz="4" w:space="0" w:color="CFC8D8"/>
+              <w:left w:val="single" w:sz="4" w:space="0" w:color="CFC8D8"/>
+              <w:bottom w:val="single" w:sz="4" w:space="0" w:color="CFC8D8"/>
+              <w:right w:val="single" w:sz="4" w:space="0" w:color="CFC8D8"/>
+            </w:tcBorders>
+          </w:tcPr>
+          <w:p>
+            <w:pPr>
+              <w:spacing w:after="0"/>
+            </w:pPr>
+            <w:r>
+              <w:rPr>
+                <w:rFonts w:ascii="Arial" w:hAnsi="Arial"/>
+                <w:sz w:val="16"/>
+              </w:rPr>
+              <w:t>260</w:t>
+            </w:r>
+          </w:p>
+        </w:tc>
+        <w:tc>
+          <w:tcPr>
+            <w:tcW w:type="dxa" w:w="1800"/>
+            <w:vAlign w:val="top"/>
+            <w:tcBorders>
+              <w:top w:val="single" w:sz="4" w:space="0" w:color="CFC8D8"/>
+              <w:left w:val="single" w:sz="4" w:space="0" w:color="CFC8D8"/>
+              <w:bottom w:val="single" w:sz="4" w:space="0" w:color="CFC8D8"/>
+              <w:right w:val="single" w:sz="4" w:space="0" w:color="CFC8D8"/>
+            </w:tcBorders>
+          </w:tcPr>
+          <w:p>
+            <w:pPr>
+              <w:spacing w:after="0"/>
+            </w:pPr>
+            <w:r>
+              <w:rPr>
+                <w:rFonts w:ascii="Arial" w:hAnsi="Arial"/>
+                <w:sz w:val="16"/>
+              </w:rPr>
+              <w:t>360</w:t>
+            </w:r>
+          </w:p>
+        </w:tc>
+      </w:tr>
+      <w:tr>
+        <w:tc>
+          <w:tcPr>
+            <w:tcW w:type="dxa" w:w="5184"/>
+            <w:vAlign w:val="top"/>
+            <w:tcBorders>
+              <w:top w:val="single" w:sz="4" w:space="0" w:color="CFC8D8"/>
+              <w:left w:val="single" w:sz="4" w:space="0" w:color="CFC8D8"/>
+              <w:bottom w:val="single" w:sz="4" w:space="0" w:color="CFC8D8"/>
+              <w:right w:val="single" w:sz="4" w:space="0" w:color="CFC8D8"/>
+            </w:tcBorders>
+          </w:tcPr>
+          <w:p>
+            <w:pPr>
+              <w:spacing w:after="0"/>
+            </w:pPr>
+            <w:r>
+              <w:rPr>
+                <w:rFonts w:ascii="Arial" w:hAnsi="Arial"/>
+                <w:sz w:val="16"/>
+              </w:rPr>
+              <w:t>Events en congreslocaties</w:t>
+            </w:r>
+          </w:p>
+        </w:tc>
+        <w:tc>
+          <w:tcPr>
+            <w:tcW w:type="dxa" w:w="1800"/>
+            <w:vAlign w:val="top"/>
+            <w:tcBorders>
+              <w:top w:val="single" w:sz="4" w:space="0" w:color="CFC8D8"/>
+              <w:left w:val="single" w:sz="4" w:space="0" w:color="CFC8D8"/>
+              <w:bottom w:val="single" w:sz="4" w:space="0" w:color="CFC8D8"/>
+              <w:right w:val="single" w:sz="4" w:space="0" w:color="CFC8D8"/>
+            </w:tcBorders>
+          </w:tcPr>
+          <w:p>
+            <w:pPr>
+              <w:spacing w:after="0"/>
+            </w:pPr>
+            <w:r>
+              <w:rPr>
+                <w:rFonts w:ascii="Arial" w:hAnsi="Arial"/>
+                <w:sz w:val="16"/>
+              </w:rPr>
+              <w:t>35</w:t>
+            </w:r>
+          </w:p>
+        </w:tc>
+        <w:tc>
+          <w:tcPr>
+            <w:tcW w:type="dxa" w:w="1800"/>
+            <w:vAlign w:val="top"/>
+            <w:tcBorders>
+              <w:top w:val="single" w:sz="4" w:space="0" w:color="CFC8D8"/>
+              <w:left w:val="single" w:sz="4" w:space="0" w:color="CFC8D8"/>
+              <w:bottom w:val="single" w:sz="4" w:space="0" w:color="CFC8D8"/>
+              <w:right w:val="single" w:sz="4" w:space="0" w:color="CFC8D8"/>
+            </w:tcBorders>
+          </w:tcPr>
+          <w:p>
+            <w:pPr>
+              <w:spacing w:after="0"/>
+            </w:pPr>
+            <w:r>
+              <w:rPr>
+                <w:rFonts w:ascii="Arial" w:hAnsi="Arial"/>
+                <w:sz w:val="16"/>
+              </w:rPr>
+              <w:t>65</w:t>
+            </w:r>
+          </w:p>
+        </w:tc>
+        <w:tc>
+          <w:tcPr>
+            <w:tcW w:type="dxa" w:w="1800"/>
+            <w:vAlign w:val="top"/>
+            <w:tcBorders>
+              <w:top w:val="single" w:sz="4" w:space="0" w:color="CFC8D8"/>
+              <w:left w:val="single" w:sz="4" w:space="0" w:color="CFC8D8"/>
+              <w:bottom w:val="single" w:sz="4" w:space="0" w:color="CFC8D8"/>
+              <w:right w:val="single" w:sz="4" w:space="0" w:color="CFC8D8"/>
+            </w:tcBorders>
+          </w:tcPr>
+          <w:p>
+            <w:pPr>
+              <w:spacing w:after="0"/>
+            </w:pPr>
+            <w:r>
+              <w:rPr>
+                <w:rFonts w:ascii="Arial" w:hAnsi="Arial"/>
+                <w:sz w:val="16"/>
+              </w:rPr>
+              <w:t>115</w:t>
+            </w:r>
+          </w:p>
+        </w:tc>
+        <w:tc>
+          <w:tcPr>
+            <w:tcW w:type="dxa" w:w="1800"/>
+            <w:vAlign w:val="top"/>
+            <w:tcBorders>
+              <w:top w:val="single" w:sz="4" w:space="0" w:color="CFC8D8"/>
+              <w:left w:val="single" w:sz="4" w:space="0" w:color="CFC8D8"/>
+              <w:bottom w:val="single" w:sz="4" w:space="0" w:color="CFC8D8"/>
+              <w:right w:val="single" w:sz="4" w:space="0" w:color="CFC8D8"/>
+            </w:tcBorders>
+          </w:tcPr>
+          <w:p>
+            <w:pPr>
+              <w:spacing w:after="0"/>
+            </w:pPr>
+            <w:r>
+              <w:rPr>
+                <w:rFonts w:ascii="Arial" w:hAnsi="Arial"/>
+                <w:sz w:val="16"/>
+              </w:rPr>
+              <w:t>160</w:t>
+            </w:r>
+          </w:p>
+        </w:tc>
+        <w:tc>
+          <w:tcPr>
+            <w:tcW w:type="dxa" w:w="1800"/>
+            <w:vAlign w:val="top"/>
+            <w:tcBorders>
+              <w:top w:val="single" w:sz="4" w:space="0" w:color="CFC8D8"/>
+              <w:left w:val="single" w:sz="4" w:space="0" w:color="CFC8D8"/>
+              <w:bottom w:val="single" w:sz="4" w:space="0" w:color="CFC8D8"/>
+              <w:right w:val="single" w:sz="4" w:space="0" w:color="CFC8D8"/>
+            </w:tcBorders>
+          </w:tcPr>
+          <w:p>
+            <w:pPr>
+              <w:spacing w:after="0"/>
+            </w:pPr>
+            <w:r>
+              <w:rPr>
+                <w:rFonts w:ascii="Arial" w:hAnsi="Arial"/>
+                <w:sz w:val="16"/>
+              </w:rPr>
+              <w:t>230</w:t>
+            </w:r>
+          </w:p>
+        </w:tc>
+      </w:tr>
+      <w:tr>
+        <w:tc>
+          <w:tcPr>
+            <w:tcW w:type="dxa" w:w="5184"/>
+            <w:vAlign w:val="top"/>
+            <w:tcBorders>
+              <w:top w:val="single" w:sz="4" w:space="0" w:color="CFC8D8"/>
+              <w:left w:val="single" w:sz="4" w:space="0" w:color="CFC8D8"/>
+              <w:bottom w:val="single" w:sz="4" w:space="0" w:color="CFC8D8"/>
+              <w:right w:val="single" w:sz="4" w:space="0" w:color="CFC8D8"/>
+            </w:tcBorders>
+          </w:tcPr>
+          <w:p>
+            <w:pPr>
+              <w:spacing w:after="0"/>
+            </w:pPr>
+            <w:r>
+              <w:rPr>
+                <w:rFonts w:ascii="Arial" w:hAnsi="Arial"/>
+                <w:sz w:val="16"/>
+              </w:rPr>
+              <w:t>Bedrijfsrestaurants</w:t>
+            </w:r>
+          </w:p>
+        </w:tc>
+        <w:tc>
+          <w:tcPr>
+            <w:tcW w:type="dxa" w:w="1800"/>
+            <w:vAlign w:val="top"/>
+            <w:tcBorders>
+              <w:top w:val="single" w:sz="4" w:space="0" w:color="CFC8D8"/>
+              <w:left w:val="single" w:sz="4" w:space="0" w:color="CFC8D8"/>
+              <w:bottom w:val="single" w:sz="4" w:space="0" w:color="CFC8D8"/>
+              <w:right w:val="single" w:sz="4" w:space="0" w:color="CFC8D8"/>
+            </w:tcBorders>
+          </w:tcPr>
+          <w:p>
+            <w:pPr>
+              <w:spacing w:after="0"/>
+            </w:pPr>
+            <w:r>
+              <w:rPr>
+                <w:rFonts w:ascii="Arial" w:hAnsi="Arial"/>
+                <w:sz w:val="16"/>
+              </w:rPr>
+              <w:t>90</w:t>
+            </w:r>
+          </w:p>
+        </w:tc>
+        <w:tc>
+          <w:tcPr>
+            <w:tcW w:type="dxa" w:w="1800"/>
+            <w:vAlign w:val="top"/>
+            <w:tcBorders>
+              <w:top w:val="single" w:sz="4" w:space="0" w:color="CFC8D8"/>
+              <w:left w:val="single" w:sz="4" w:space="0" w:color="CFC8D8"/>
+              <w:bottom w:val="single" w:sz="4" w:space="0" w:color="CFC8D8"/>
+              <w:right w:val="single" w:sz="4" w:space="0" w:color="CFC8D8"/>
+            </w:tcBorders>
+          </w:tcPr>
+          <w:p>
+            <w:pPr>
+              <w:spacing w:after="0"/>
+            </w:pPr>
+            <w:r>
+              <w:rPr>
+                <w:rFonts w:ascii="Arial" w:hAnsi="Arial"/>
+                <w:sz w:val="16"/>
+              </w:rPr>
+              <w:t>120</w:t>
+            </w:r>
+          </w:p>
+        </w:tc>
+        <w:tc>
+          <w:tcPr>
+            <w:tcW w:type="dxa" w:w="1800"/>
+            <w:vAlign w:val="top"/>
+            <w:tcBorders>
+              <w:top w:val="single" w:sz="4" w:space="0" w:color="CFC8D8"/>
+              <w:left w:val="single" w:sz="4" w:space="0" w:color="CFC8D8"/>
+              <w:bottom w:val="single" w:sz="4" w:space="0" w:color="CFC8D8"/>
+              <w:right w:val="single" w:sz="4" w:space="0" w:color="CFC8D8"/>
+            </w:tcBorders>
+          </w:tcPr>
+          <w:p>
+            <w:pPr>
+              <w:spacing w:after="0"/>
+            </w:pPr>
+            <w:r>
+              <w:rPr>
+                <w:rFonts w:ascii="Arial" w:hAnsi="Arial"/>
+                <w:sz w:val="16"/>
+              </w:rPr>
+              <w:t>150</w:t>
+            </w:r>
+          </w:p>
+        </w:tc>
+        <w:tc>
+          <w:tcPr>
+            <w:tcW w:type="dxa" w:w="1800"/>
+            <w:vAlign w:val="top"/>
+            <w:tcBorders>
+              <w:top w:val="single" w:sz="4" w:space="0" w:color="CFC8D8"/>
+              <w:left w:val="single" w:sz="4" w:space="0" w:color="CFC8D8"/>
+              <w:bottom w:val="single" w:sz="4" w:space="0" w:color="CFC8D8"/>
+              <w:right w:val="single" w:sz="4" w:space="0" w:color="CFC8D8"/>
+            </w:tcBorders>
+          </w:tcPr>
+          <w:p>
+            <w:pPr>
+              <w:spacing w:after="0"/>
+            </w:pPr>
+            <w:r>
+              <w:rPr>
+                <w:rFonts w:ascii="Arial" w:hAnsi="Arial"/>
+                <w:sz w:val="16"/>
+              </w:rPr>
+              <w:t>185</w:t>
+            </w:r>
+          </w:p>
+        </w:tc>
+        <w:tc>
+          <w:tcPr>
+            <w:tcW w:type="dxa" w:w="1800"/>
+            <w:vAlign w:val="top"/>
+            <w:tcBorders>
+              <w:top w:val="single" w:sz="4" w:space="0" w:color="CFC8D8"/>
+              <w:left w:val="single" w:sz="4" w:space="0" w:color="CFC8D8"/>
+              <w:bottom w:val="single" w:sz="4" w:space="0" w:color="CFC8D8"/>
+              <w:right w:val="single" w:sz="4" w:space="0" w:color="CFC8D8"/>
+            </w:tcBorders>
+          </w:tcPr>
+          <w:p>
+            <w:pPr>
+              <w:spacing w:after="0"/>
+            </w:pPr>
+            <w:r>
+              <w:rPr>
+                <w:rFonts w:ascii="Arial" w:hAnsi="Arial"/>
+                <w:sz w:val="16"/>
+              </w:rPr>
+              <w:t>225</w:t>
+            </w:r>
+          </w:p>
+        </w:tc>
+      </w:tr>
+      <w:tr>
+        <w:tc>
+          <w:tcPr>
+            <w:tcW w:type="dxa" w:w="5184"/>
+            <w:vAlign w:val="top"/>
+            <w:tcBorders>
+              <w:top w:val="single" w:sz="4" w:space="0" w:color="CFC8D8"/>
+              <w:left w:val="single" w:sz="4" w:space="0" w:color="CFC8D8"/>
+              <w:bottom w:val="single" w:sz="4" w:space="0" w:color="CFC8D8"/>
+              <w:right w:val="single" w:sz="4" w:space="0" w:color="CFC8D8"/>
+            </w:tcBorders>
+          </w:tcPr>
+          <w:p>
+            <w:pPr>
+              <w:spacing w:after="0"/>
+            </w:pPr>
+            <w:r>
+              <w:rPr>
+                <w:rFonts w:ascii="Arial" w:hAnsi="Arial"/>
+                <w:sz w:val="16"/>
+              </w:rPr>
+              <w:t>Tankstations en gemakslocaties</w:t>
+            </w:r>
+          </w:p>
+        </w:tc>
+        <w:tc>
+          <w:tcPr>
+            <w:tcW w:type="dxa" w:w="1800"/>
+            <w:vAlign w:val="top"/>
+            <w:tcBorders>
+              <w:top w:val="single" w:sz="4" w:space="0" w:color="CFC8D8"/>
+              <w:left w:val="single" w:sz="4" w:space="0" w:color="CFC8D8"/>
+              <w:bottom w:val="single" w:sz="4" w:space="0" w:color="CFC8D8"/>
+              <w:right w:val="single" w:sz="4" w:space="0" w:color="CFC8D8"/>
+            </w:tcBorders>
+          </w:tcPr>
+          <w:p>
+            <w:pPr>
+              <w:spacing w:after="0"/>
+            </w:pPr>
+            <w:r>
+              <w:rPr>
+                <w:rFonts w:ascii="Arial" w:hAnsi="Arial"/>
+                <w:sz w:val="16"/>
+              </w:rPr>
+              <w:t>150</w:t>
+            </w:r>
+          </w:p>
+        </w:tc>
+        <w:tc>
+          <w:tcPr>
+            <w:tcW w:type="dxa" w:w="1800"/>
+            <w:vAlign w:val="top"/>
+            <w:tcBorders>
+              <w:top w:val="single" w:sz="4" w:space="0" w:color="CFC8D8"/>
+              <w:left w:val="single" w:sz="4" w:space="0" w:color="CFC8D8"/>
+              <w:bottom w:val="single" w:sz="4" w:space="0" w:color="CFC8D8"/>
+              <w:right w:val="single" w:sz="4" w:space="0" w:color="CFC8D8"/>
+            </w:tcBorders>
+          </w:tcPr>
+          <w:p>
+            <w:pPr>
+              <w:spacing w:after="0"/>
+            </w:pPr>
+            <w:r>
+              <w:rPr>
+                <w:rFonts w:ascii="Arial" w:hAnsi="Arial"/>
+                <w:sz w:val="16"/>
+              </w:rPr>
+              <w:t>175</w:t>
+            </w:r>
+          </w:p>
+        </w:tc>
+        <w:tc>
+          <w:tcPr>
+            <w:tcW w:type="dxa" w:w="1800"/>
+            <w:vAlign w:val="top"/>
+            <w:tcBorders>
+              <w:top w:val="single" w:sz="4" w:space="0" w:color="CFC8D8"/>
+              <w:left w:val="single" w:sz="4" w:space="0" w:color="CFC8D8"/>
+              <w:bottom w:val="single" w:sz="4" w:space="0" w:color="CFC8D8"/>
+              <w:right w:val="single" w:sz="4" w:space="0" w:color="CFC8D8"/>
+            </w:tcBorders>
+          </w:tcPr>
+          <w:p>
+            <w:pPr>
+              <w:spacing w:after="0"/>
+            </w:pPr>
+            <w:r>
+              <w:rPr>
+                <w:rFonts w:ascii="Arial" w:hAnsi="Arial"/>
+                <w:sz w:val="16"/>
+              </w:rPr>
+              <w:t>210</w:t>
+            </w:r>
+          </w:p>
+        </w:tc>
+        <w:tc>
+          <w:tcPr>
+            <w:tcW w:type="dxa" w:w="1800"/>
+            <w:vAlign w:val="top"/>
+            <w:tcBorders>
+              <w:top w:val="single" w:sz="4" w:space="0" w:color="CFC8D8"/>
+              <w:left w:val="single" w:sz="4" w:space="0" w:color="CFC8D8"/>
+              <w:bottom w:val="single" w:sz="4" w:space="0" w:color="CFC8D8"/>
+              <w:right w:val="single" w:sz="4" w:space="0" w:color="CFC8D8"/>
+            </w:tcBorders>
+          </w:tcPr>
+          <w:p>
+            <w:pPr>
+              <w:spacing w:after="0"/>
+            </w:pPr>
+            <w:r>
+              <w:rPr>
+                <w:rFonts w:ascii="Arial" w:hAnsi="Arial"/>
+                <w:sz w:val="16"/>
+              </w:rPr>
+              <w:t>245</w:t>
+            </w:r>
+          </w:p>
+        </w:tc>
+        <w:tc>
+          <w:tcPr>
+            <w:tcW w:type="dxa" w:w="1800"/>
+            <w:vAlign w:val="top"/>
+            <w:tcBorders>
+              <w:top w:val="single" w:sz="4" w:space="0" w:color="CFC8D8"/>
+              <w:left w:val="single" w:sz="4" w:space="0" w:color="CFC8D8"/>
+              <w:bottom w:val="single" w:sz="4" w:space="0" w:color="CFC8D8"/>
+              <w:right w:val="single" w:sz="4" w:space="0" w:color="CFC8D8"/>
+            </w:tcBorders>
+          </w:tcPr>
+          <w:p>
+            <w:pPr>
+              <w:spacing w:after="0"/>
+            </w:pPr>
+            <w:r>
+              <w:rPr>
+                <w:rFonts w:ascii="Arial" w:hAnsi="Arial"/>
+                <w:sz w:val="16"/>
+              </w:rPr>
+              <w:t>280</w:t>
+            </w:r>
+          </w:p>
+        </w:tc>
+      </w:tr>
+    </w:tbl>
+    <w:p>
+      <w:pPr>
+        <w:spacing w:after="120"/>
+      </w:pPr>
+      <w:r>
+        <w:rPr>
+          <w:i/>
+        </w:rPr>
+        <w:t>Bedragen x EUR 1.000. De cijfers zijn interne verkoopcijfers van DutchDelight Chocolates.</w:t>
       </w:r>
     </w:p>
     <w:p>
+      <w:pPr>
+        <w:pStyle w:val="Heading2"/>
+      </w:pPr>
       <w:r>
-        <w:t>Hoofd Marketing &amp; Sales</w:t>
+        <w:t>2. Doelgroepinformatie bestaande b2b-klanten</w:t>
+      </w:r>
+    </w:p>
+    <w:tbl>
+      <w:tblPr>
+        <w:tblW w:type="auto" w:w="0"/>
+        <w:jc w:val="center"/>
+        <w:tblLayout w:type="fixed"/>
+        <w:tblLook w:firstColumn="1" w:firstRow="1" w:lastColumn="0" w:lastRow="0" w:noHBand="0" w:noVBand="1" w:val="04A0"/>
+      </w:tblPr>
+      <w:tblGrid>
+        <w:gridCol w:w="3812"/>
+        <w:gridCol w:w="3812"/>
+        <w:gridCol w:w="3812"/>
+        <w:gridCol w:w="3812"/>
+      </w:tblGrid>
+      <w:tr>
+        <w:tc>
+          <w:tcPr>
+            <w:tcW w:type="dxa" w:w="3384"/>
+            <w:vAlign w:val="top"/>
+            <w:tcBorders>
+              <w:top w:val="single" w:sz="4" w:space="0" w:color="CFC8D8"/>
+              <w:left w:val="single" w:sz="4" w:space="0" w:color="CFC8D8"/>
+              <w:bottom w:val="single" w:sz="4" w:space="0" w:color="CFC8D8"/>
+              <w:right w:val="single" w:sz="4" w:space="0" w:color="CFC8D8"/>
+            </w:tcBorders>
+            <w:shd w:fill="F0EDF4"/>
+          </w:tcPr>
+          <w:p>
+            <w:pPr>
+              <w:spacing w:after="0"/>
+            </w:pPr>
+            <w:r>
+              <w:rPr>
+                <w:rFonts w:ascii="Arial" w:hAnsi="Arial"/>
+                <w:b/>
+                <w:sz w:val="15"/>
+              </w:rPr>
+              <w:t>Klantgroep</w:t>
+            </w:r>
+          </w:p>
+        </w:tc>
+        <w:tc>
+          <w:tcPr>
+            <w:tcW w:type="dxa" w:w="2880"/>
+            <w:vAlign w:val="top"/>
+            <w:tcBorders>
+              <w:top w:val="single" w:sz="4" w:space="0" w:color="CFC8D8"/>
+              <w:left w:val="single" w:sz="4" w:space="0" w:color="CFC8D8"/>
+              <w:bottom w:val="single" w:sz="4" w:space="0" w:color="CFC8D8"/>
+              <w:right w:val="single" w:sz="4" w:space="0" w:color="CFC8D8"/>
+            </w:tcBorders>
+            <w:shd w:fill="F0EDF4"/>
+          </w:tcPr>
+          <w:p>
+            <w:pPr>
+              <w:spacing w:after="0"/>
+            </w:pPr>
+            <w:r>
+              <w:rPr>
+                <w:rFonts w:ascii="Arial" w:hAnsi="Arial"/>
+                <w:b/>
+                <w:sz w:val="15"/>
+              </w:rPr>
+              <w:t>Beslisser</w:t>
+            </w:r>
+          </w:p>
+        </w:tc>
+        <w:tc>
+          <w:tcPr>
+            <w:tcW w:type="dxa" w:w="4536"/>
+            <w:vAlign w:val="top"/>
+            <w:tcBorders>
+              <w:top w:val="single" w:sz="4" w:space="0" w:color="CFC8D8"/>
+              <w:left w:val="single" w:sz="4" w:space="0" w:color="CFC8D8"/>
+              <w:bottom w:val="single" w:sz="4" w:space="0" w:color="CFC8D8"/>
+              <w:right w:val="single" w:sz="4" w:space="0" w:color="CFC8D8"/>
+            </w:tcBorders>
+            <w:shd w:fill="F0EDF4"/>
+          </w:tcPr>
+          <w:p>
+            <w:pPr>
+              <w:spacing w:after="0"/>
+            </w:pPr>
+            <w:r>
+              <w:rPr>
+                <w:rFonts w:ascii="Arial" w:hAnsi="Arial"/>
+                <w:b/>
+                <w:sz w:val="15"/>
+              </w:rPr>
+              <w:t>Belangrijkste koopmotief</w:t>
+            </w:r>
+          </w:p>
+        </w:tc>
+        <w:tc>
+          <w:tcPr>
+            <w:tcW w:type="dxa" w:w="3816"/>
+            <w:vAlign w:val="top"/>
+            <w:tcBorders>
+              <w:top w:val="single" w:sz="4" w:space="0" w:color="CFC8D8"/>
+              <w:left w:val="single" w:sz="4" w:space="0" w:color="CFC8D8"/>
+              <w:bottom w:val="single" w:sz="4" w:space="0" w:color="CFC8D8"/>
+              <w:right w:val="single" w:sz="4" w:space="0" w:color="CFC8D8"/>
+            </w:tcBorders>
+            <w:shd w:fill="F0EDF4"/>
+          </w:tcPr>
+          <w:p>
+            <w:pPr>
+              <w:spacing w:after="0"/>
+            </w:pPr>
+            <w:r>
+              <w:rPr>
+                <w:rFonts w:ascii="Arial" w:hAnsi="Arial"/>
+                <w:b/>
+                <w:sz w:val="15"/>
+              </w:rPr>
+              <w:t>Aandachtspunt</w:t>
+            </w:r>
+          </w:p>
+        </w:tc>
+      </w:tr>
+      <w:tr>
+        <w:tc>
+          <w:tcPr>
+            <w:tcW w:type="dxa" w:w="3384"/>
+            <w:vAlign w:val="top"/>
+            <w:tcBorders>
+              <w:top w:val="single" w:sz="4" w:space="0" w:color="CFC8D8"/>
+              <w:left w:val="single" w:sz="4" w:space="0" w:color="CFC8D8"/>
+              <w:bottom w:val="single" w:sz="4" w:space="0" w:color="CFC8D8"/>
+              <w:right w:val="single" w:sz="4" w:space="0" w:color="CFC8D8"/>
+            </w:tcBorders>
+          </w:tcPr>
+          <w:p>
+            <w:pPr>
+              <w:spacing w:after="0"/>
+            </w:pPr>
+            <w:r>
+              <w:rPr>
+                <w:rFonts w:ascii="Arial" w:hAnsi="Arial"/>
+                <w:sz w:val="15"/>
+              </w:rPr>
+              <w:t>Sportkantines en sportclubs</w:t>
+            </w:r>
+          </w:p>
+        </w:tc>
+        <w:tc>
+          <w:tcPr>
+            <w:tcW w:type="dxa" w:w="2880"/>
+            <w:vAlign w:val="top"/>
+            <w:tcBorders>
+              <w:top w:val="single" w:sz="4" w:space="0" w:color="CFC8D8"/>
+              <w:left w:val="single" w:sz="4" w:space="0" w:color="CFC8D8"/>
+              <w:bottom w:val="single" w:sz="4" w:space="0" w:color="CFC8D8"/>
+              <w:right w:val="single" w:sz="4" w:space="0" w:color="CFC8D8"/>
+            </w:tcBorders>
+          </w:tcPr>
+          <w:p>
+            <w:pPr>
+              <w:spacing w:after="0"/>
+            </w:pPr>
+            <w:r>
+              <w:rPr>
+                <w:rFonts w:ascii="Arial" w:hAnsi="Arial"/>
+                <w:sz w:val="15"/>
+              </w:rPr>
+              <w:t>Kantinebeheerder, verenigingsmanager</w:t>
+            </w:r>
+          </w:p>
+        </w:tc>
+        <w:tc>
+          <w:tcPr>
+            <w:tcW w:type="dxa" w:w="4536"/>
+            <w:vAlign w:val="top"/>
+            <w:tcBorders>
+              <w:top w:val="single" w:sz="4" w:space="0" w:color="CFC8D8"/>
+              <w:left w:val="single" w:sz="4" w:space="0" w:color="CFC8D8"/>
+              <w:bottom w:val="single" w:sz="4" w:space="0" w:color="CFC8D8"/>
+              <w:right w:val="single" w:sz="4" w:space="0" w:color="CFC8D8"/>
+            </w:tcBorders>
+          </w:tcPr>
+          <w:p>
+            <w:pPr>
+              <w:spacing w:after="0"/>
+            </w:pPr>
+            <w:r>
+              <w:rPr>
+                <w:rFonts w:ascii="Arial" w:hAnsi="Arial"/>
+                <w:sz w:val="15"/>
+              </w:rPr>
+              <w:t>Snelle verkoopmomenten rond trainingen, wedstrijden en toernooien</w:t>
+            </w:r>
+          </w:p>
+        </w:tc>
+        <w:tc>
+          <w:tcPr>
+            <w:tcW w:type="dxa" w:w="3816"/>
+            <w:vAlign w:val="top"/>
+            <w:tcBorders>
+              <w:top w:val="single" w:sz="4" w:space="0" w:color="CFC8D8"/>
+              <w:left w:val="single" w:sz="4" w:space="0" w:color="CFC8D8"/>
+              <w:bottom w:val="single" w:sz="4" w:space="0" w:color="CFC8D8"/>
+              <w:right w:val="single" w:sz="4" w:space="0" w:color="CFC8D8"/>
+            </w:tcBorders>
+          </w:tcPr>
+          <w:p>
+            <w:pPr>
+              <w:spacing w:after="0"/>
+            </w:pPr>
+            <w:r>
+              <w:rPr>
+                <w:rFonts w:ascii="Arial" w:hAnsi="Arial"/>
+                <w:sz w:val="15"/>
+              </w:rPr>
+              <w:t>Prijs per stuk en eenvoudige voorraadplanning</w:t>
+            </w:r>
+          </w:p>
+        </w:tc>
+      </w:tr>
+      <w:tr>
+        <w:tc>
+          <w:tcPr>
+            <w:tcW w:type="dxa" w:w="3384"/>
+            <w:vAlign w:val="top"/>
+            <w:tcBorders>
+              <w:top w:val="single" w:sz="4" w:space="0" w:color="CFC8D8"/>
+              <w:left w:val="single" w:sz="4" w:space="0" w:color="CFC8D8"/>
+              <w:bottom w:val="single" w:sz="4" w:space="0" w:color="CFC8D8"/>
+              <w:right w:val="single" w:sz="4" w:space="0" w:color="CFC8D8"/>
+            </w:tcBorders>
+          </w:tcPr>
+          <w:p>
+            <w:pPr>
+              <w:spacing w:after="0"/>
+            </w:pPr>
+            <w:r>
+              <w:rPr>
+                <w:rFonts w:ascii="Arial" w:hAnsi="Arial"/>
+                <w:sz w:val="15"/>
+              </w:rPr>
+              <w:t>Scholen, mbo/hbo en campuslocaties</w:t>
+            </w:r>
+          </w:p>
+        </w:tc>
+        <w:tc>
+          <w:tcPr>
+            <w:tcW w:type="dxa" w:w="2880"/>
+            <w:vAlign w:val="top"/>
+            <w:tcBorders>
+              <w:top w:val="single" w:sz="4" w:space="0" w:color="CFC8D8"/>
+              <w:left w:val="single" w:sz="4" w:space="0" w:color="CFC8D8"/>
+              <w:bottom w:val="single" w:sz="4" w:space="0" w:color="CFC8D8"/>
+              <w:right w:val="single" w:sz="4" w:space="0" w:color="CFC8D8"/>
+            </w:tcBorders>
+          </w:tcPr>
+          <w:p>
+            <w:pPr>
+              <w:spacing w:after="0"/>
+            </w:pPr>
+            <w:r>
+              <w:rPr>
+                <w:rFonts w:ascii="Arial" w:hAnsi="Arial"/>
+                <w:sz w:val="15"/>
+              </w:rPr>
+              <w:t>Facilitair manager, cateringpartner</w:t>
+            </w:r>
+          </w:p>
+        </w:tc>
+        <w:tc>
+          <w:tcPr>
+            <w:tcW w:type="dxa" w:w="4536"/>
+            <w:vAlign w:val="top"/>
+            <w:tcBorders>
+              <w:top w:val="single" w:sz="4" w:space="0" w:color="CFC8D8"/>
+              <w:left w:val="single" w:sz="4" w:space="0" w:color="CFC8D8"/>
+              <w:bottom w:val="single" w:sz="4" w:space="0" w:color="CFC8D8"/>
+              <w:right w:val="single" w:sz="4" w:space="0" w:color="CFC8D8"/>
+            </w:tcBorders>
+          </w:tcPr>
+          <w:p>
+            <w:pPr>
+              <w:spacing w:after="0"/>
+            </w:pPr>
+            <w:r>
+              <w:rPr>
+                <w:rFonts w:ascii="Arial" w:hAnsi="Arial"/>
+                <w:sz w:val="15"/>
+              </w:rPr>
+              <w:t>Aansluiten bij pauzes, studiedagen en drukke campusmomenten</w:t>
+            </w:r>
+          </w:p>
+        </w:tc>
+        <w:tc>
+          <w:tcPr>
+            <w:tcW w:type="dxa" w:w="3816"/>
+            <w:vAlign w:val="top"/>
+            <w:tcBorders>
+              <w:top w:val="single" w:sz="4" w:space="0" w:color="CFC8D8"/>
+              <w:left w:val="single" w:sz="4" w:space="0" w:color="CFC8D8"/>
+              <w:bottom w:val="single" w:sz="4" w:space="0" w:color="CFC8D8"/>
+              <w:right w:val="single" w:sz="4" w:space="0" w:color="CFC8D8"/>
+            </w:tcBorders>
+          </w:tcPr>
+          <w:p>
+            <w:pPr>
+              <w:spacing w:after="0"/>
+            </w:pPr>
+            <w:r>
+              <w:rPr>
+                <w:rFonts w:ascii="Arial" w:hAnsi="Arial"/>
+                <w:sz w:val="15"/>
+              </w:rPr>
+              <w:t>Gezondheidsbeleid, allergeneninformatie en duidelijke productclaims</w:t>
+            </w:r>
+          </w:p>
+        </w:tc>
+      </w:tr>
+      <w:tr>
+        <w:tc>
+          <w:tcPr>
+            <w:tcW w:type="dxa" w:w="3384"/>
+            <w:vAlign w:val="top"/>
+            <w:tcBorders>
+              <w:top w:val="single" w:sz="4" w:space="0" w:color="CFC8D8"/>
+              <w:left w:val="single" w:sz="4" w:space="0" w:color="CFC8D8"/>
+              <w:bottom w:val="single" w:sz="4" w:space="0" w:color="CFC8D8"/>
+              <w:right w:val="single" w:sz="4" w:space="0" w:color="CFC8D8"/>
+            </w:tcBorders>
+          </w:tcPr>
+          <w:p>
+            <w:pPr>
+              <w:spacing w:after="0"/>
+            </w:pPr>
+            <w:r>
+              <w:rPr>
+                <w:rFonts w:ascii="Arial" w:hAnsi="Arial"/>
+                <w:sz w:val="15"/>
+              </w:rPr>
+              <w:t>Vendinglocaties</w:t>
+            </w:r>
+          </w:p>
+        </w:tc>
+        <w:tc>
+          <w:tcPr>
+            <w:tcW w:type="dxa" w:w="2880"/>
+            <w:vAlign w:val="top"/>
+            <w:tcBorders>
+              <w:top w:val="single" w:sz="4" w:space="0" w:color="CFC8D8"/>
+              <w:left w:val="single" w:sz="4" w:space="0" w:color="CFC8D8"/>
+              <w:bottom w:val="single" w:sz="4" w:space="0" w:color="CFC8D8"/>
+              <w:right w:val="single" w:sz="4" w:space="0" w:color="CFC8D8"/>
+            </w:tcBorders>
+          </w:tcPr>
+          <w:p>
+            <w:pPr>
+              <w:spacing w:after="0"/>
+            </w:pPr>
+            <w:r>
+              <w:rPr>
+                <w:rFonts w:ascii="Arial" w:hAnsi="Arial"/>
+                <w:sz w:val="15"/>
+              </w:rPr>
+              <w:t>Category manager, vendingoperator</w:t>
+            </w:r>
+          </w:p>
+        </w:tc>
+        <w:tc>
+          <w:tcPr>
+            <w:tcW w:type="dxa" w:w="4536"/>
+            <w:vAlign w:val="top"/>
+            <w:tcBorders>
+              <w:top w:val="single" w:sz="4" w:space="0" w:color="CFC8D8"/>
+              <w:left w:val="single" w:sz="4" w:space="0" w:color="CFC8D8"/>
+              <w:bottom w:val="single" w:sz="4" w:space="0" w:color="CFC8D8"/>
+              <w:right w:val="single" w:sz="4" w:space="0" w:color="CFC8D8"/>
+            </w:tcBorders>
+          </w:tcPr>
+          <w:p>
+            <w:pPr>
+              <w:spacing w:after="0"/>
+            </w:pPr>
+            <w:r>
+              <w:rPr>
+                <w:rFonts w:ascii="Arial" w:hAnsi="Arial"/>
+                <w:sz w:val="15"/>
+              </w:rPr>
+              <w:t>Compact product met hoge rotatie en herkenbare verpakking</w:t>
+            </w:r>
+          </w:p>
+        </w:tc>
+        <w:tc>
+          <w:tcPr>
+            <w:tcW w:type="dxa" w:w="3816"/>
+            <w:vAlign w:val="top"/>
+            <w:tcBorders>
+              <w:top w:val="single" w:sz="4" w:space="0" w:color="CFC8D8"/>
+              <w:left w:val="single" w:sz="4" w:space="0" w:color="CFC8D8"/>
+              <w:bottom w:val="single" w:sz="4" w:space="0" w:color="CFC8D8"/>
+              <w:right w:val="single" w:sz="4" w:space="0" w:color="CFC8D8"/>
+            </w:tcBorders>
+          </w:tcPr>
+          <w:p>
+            <w:pPr>
+              <w:spacing w:after="0"/>
+            </w:pPr>
+            <w:r>
+              <w:rPr>
+                <w:rFonts w:ascii="Arial" w:hAnsi="Arial"/>
+                <w:sz w:val="15"/>
+              </w:rPr>
+              <w:t>Formaat, marge, houdbaarheid en logistieke betrouwbaarheid</w:t>
+            </w:r>
+          </w:p>
+        </w:tc>
+      </w:tr>
+      <w:tr>
+        <w:tc>
+          <w:tcPr>
+            <w:tcW w:type="dxa" w:w="3384"/>
+            <w:vAlign w:val="top"/>
+            <w:tcBorders>
+              <w:top w:val="single" w:sz="4" w:space="0" w:color="CFC8D8"/>
+              <w:left w:val="single" w:sz="4" w:space="0" w:color="CFC8D8"/>
+              <w:bottom w:val="single" w:sz="4" w:space="0" w:color="CFC8D8"/>
+              <w:right w:val="single" w:sz="4" w:space="0" w:color="CFC8D8"/>
+            </w:tcBorders>
+          </w:tcPr>
+          <w:p>
+            <w:pPr>
+              <w:spacing w:after="0"/>
+            </w:pPr>
+            <w:r>
+              <w:rPr>
+                <w:rFonts w:ascii="Arial" w:hAnsi="Arial"/>
+                <w:sz w:val="15"/>
+              </w:rPr>
+              <w:t>Events en congreslocaties</w:t>
+            </w:r>
+          </w:p>
+        </w:tc>
+        <w:tc>
+          <w:tcPr>
+            <w:tcW w:type="dxa" w:w="2880"/>
+            <w:vAlign w:val="top"/>
+            <w:tcBorders>
+              <w:top w:val="single" w:sz="4" w:space="0" w:color="CFC8D8"/>
+              <w:left w:val="single" w:sz="4" w:space="0" w:color="CFC8D8"/>
+              <w:bottom w:val="single" w:sz="4" w:space="0" w:color="CFC8D8"/>
+              <w:right w:val="single" w:sz="4" w:space="0" w:color="CFC8D8"/>
+            </w:tcBorders>
+          </w:tcPr>
+          <w:p>
+            <w:pPr>
+              <w:spacing w:after="0"/>
+            </w:pPr>
+            <w:r>
+              <w:rPr>
+                <w:rFonts w:ascii="Arial" w:hAnsi="Arial"/>
+                <w:sz w:val="15"/>
+              </w:rPr>
+              <w:t>Eventmanager, inkoper hospitality</w:t>
+            </w:r>
+          </w:p>
+        </w:tc>
+        <w:tc>
+          <w:tcPr>
+            <w:tcW w:type="dxa" w:w="4536"/>
+            <w:vAlign w:val="top"/>
+            <w:tcBorders>
+              <w:top w:val="single" w:sz="4" w:space="0" w:color="CFC8D8"/>
+              <w:left w:val="single" w:sz="4" w:space="0" w:color="CFC8D8"/>
+              <w:bottom w:val="single" w:sz="4" w:space="0" w:color="CFC8D8"/>
+              <w:right w:val="single" w:sz="4" w:space="0" w:color="CFC8D8"/>
+            </w:tcBorders>
+          </w:tcPr>
+          <w:p>
+            <w:pPr>
+              <w:spacing w:after="0"/>
+            </w:pPr>
+            <w:r>
+              <w:rPr>
+                <w:rFonts w:ascii="Arial" w:hAnsi="Arial"/>
+                <w:sz w:val="15"/>
+              </w:rPr>
+              <w:t>Impulsaankoop, goodiebags en energieke merkbeleving</w:t>
+            </w:r>
+          </w:p>
+        </w:tc>
+        <w:tc>
+          <w:tcPr>
+            <w:tcW w:type="dxa" w:w="3816"/>
+            <w:vAlign w:val="top"/>
+            <w:tcBorders>
+              <w:top w:val="single" w:sz="4" w:space="0" w:color="CFC8D8"/>
+              <w:left w:val="single" w:sz="4" w:space="0" w:color="CFC8D8"/>
+              <w:bottom w:val="single" w:sz="4" w:space="0" w:color="CFC8D8"/>
+              <w:right w:val="single" w:sz="4" w:space="0" w:color="CFC8D8"/>
+            </w:tcBorders>
+          </w:tcPr>
+          <w:p>
+            <w:pPr>
+              <w:spacing w:after="0"/>
+            </w:pPr>
+            <w:r>
+              <w:rPr>
+                <w:rFonts w:ascii="Arial" w:hAnsi="Arial"/>
+                <w:sz w:val="15"/>
+              </w:rPr>
+              <w:t>Levertermijn, staffelkorting en tijdelijke piekbestellingen</w:t>
+            </w:r>
+          </w:p>
+        </w:tc>
+      </w:tr>
+      <w:tr>
+        <w:tc>
+          <w:tcPr>
+            <w:tcW w:type="dxa" w:w="3384"/>
+            <w:vAlign w:val="top"/>
+            <w:tcBorders>
+              <w:top w:val="single" w:sz="4" w:space="0" w:color="CFC8D8"/>
+              <w:left w:val="single" w:sz="4" w:space="0" w:color="CFC8D8"/>
+              <w:bottom w:val="single" w:sz="4" w:space="0" w:color="CFC8D8"/>
+              <w:right w:val="single" w:sz="4" w:space="0" w:color="CFC8D8"/>
+            </w:tcBorders>
+          </w:tcPr>
+          <w:p>
+            <w:pPr>
+              <w:spacing w:after="0"/>
+            </w:pPr>
+            <w:r>
+              <w:rPr>
+                <w:rFonts w:ascii="Arial" w:hAnsi="Arial"/>
+                <w:sz w:val="15"/>
+              </w:rPr>
+              <w:t>Bedrijfsrestaurants</w:t>
+            </w:r>
+          </w:p>
+        </w:tc>
+        <w:tc>
+          <w:tcPr>
+            <w:tcW w:type="dxa" w:w="2880"/>
+            <w:vAlign w:val="top"/>
+            <w:tcBorders>
+              <w:top w:val="single" w:sz="4" w:space="0" w:color="CFC8D8"/>
+              <w:left w:val="single" w:sz="4" w:space="0" w:color="CFC8D8"/>
+              <w:bottom w:val="single" w:sz="4" w:space="0" w:color="CFC8D8"/>
+              <w:right w:val="single" w:sz="4" w:space="0" w:color="CFC8D8"/>
+            </w:tcBorders>
+          </w:tcPr>
+          <w:p>
+            <w:pPr>
+              <w:spacing w:after="0"/>
+            </w:pPr>
+            <w:r>
+              <w:rPr>
+                <w:rFonts w:ascii="Arial" w:hAnsi="Arial"/>
+                <w:sz w:val="15"/>
+              </w:rPr>
+              <w:t>Cateringmanager, HR/facilitair inkoper</w:t>
+            </w:r>
+          </w:p>
+        </w:tc>
+        <w:tc>
+          <w:tcPr>
+            <w:tcW w:type="dxa" w:w="4536"/>
+            <w:vAlign w:val="top"/>
+            <w:tcBorders>
+              <w:top w:val="single" w:sz="4" w:space="0" w:color="CFC8D8"/>
+              <w:left w:val="single" w:sz="4" w:space="0" w:color="CFC8D8"/>
+              <w:bottom w:val="single" w:sz="4" w:space="0" w:color="CFC8D8"/>
+              <w:right w:val="single" w:sz="4" w:space="0" w:color="CFC8D8"/>
+            </w:tcBorders>
+          </w:tcPr>
+          <w:p>
+            <w:pPr>
+              <w:spacing w:after="0"/>
+            </w:pPr>
+            <w:r>
+              <w:rPr>
+                <w:rFonts w:ascii="Arial" w:hAnsi="Arial"/>
+                <w:sz w:val="15"/>
+              </w:rPr>
+              <w:t>Kleine traktatie bij lunch, vergadering of werkpauze</w:t>
+            </w:r>
+          </w:p>
+        </w:tc>
+        <w:tc>
+          <w:tcPr>
+            <w:tcW w:type="dxa" w:w="3816"/>
+            <w:vAlign w:val="top"/>
+            <w:tcBorders>
+              <w:top w:val="single" w:sz="4" w:space="0" w:color="CFC8D8"/>
+              <w:left w:val="single" w:sz="4" w:space="0" w:color="CFC8D8"/>
+              <w:bottom w:val="single" w:sz="4" w:space="0" w:color="CFC8D8"/>
+              <w:right w:val="single" w:sz="4" w:space="0" w:color="CFC8D8"/>
+            </w:tcBorders>
+          </w:tcPr>
+          <w:p>
+            <w:pPr>
+              <w:spacing w:after="0"/>
+            </w:pPr>
+            <w:r>
+              <w:rPr>
+                <w:rFonts w:ascii="Arial" w:hAnsi="Arial"/>
+                <w:sz w:val="15"/>
+              </w:rPr>
+              <w:t>Passend bij personeelsbeleid en variatie in assortiment</w:t>
+            </w:r>
+          </w:p>
+        </w:tc>
+      </w:tr>
+      <w:tr>
+        <w:tc>
+          <w:tcPr>
+            <w:tcW w:type="dxa" w:w="3384"/>
+            <w:vAlign w:val="top"/>
+            <w:tcBorders>
+              <w:top w:val="single" w:sz="4" w:space="0" w:color="CFC8D8"/>
+              <w:left w:val="single" w:sz="4" w:space="0" w:color="CFC8D8"/>
+              <w:bottom w:val="single" w:sz="4" w:space="0" w:color="CFC8D8"/>
+              <w:right w:val="single" w:sz="4" w:space="0" w:color="CFC8D8"/>
+            </w:tcBorders>
+          </w:tcPr>
+          <w:p>
+            <w:pPr>
+              <w:spacing w:after="0"/>
+            </w:pPr>
+            <w:r>
+              <w:rPr>
+                <w:rFonts w:ascii="Arial" w:hAnsi="Arial"/>
+                <w:sz w:val="15"/>
+              </w:rPr>
+              <w:t>Tankstations en gemakslocaties</w:t>
+            </w:r>
+          </w:p>
+        </w:tc>
+        <w:tc>
+          <w:tcPr>
+            <w:tcW w:type="dxa" w:w="2880"/>
+            <w:vAlign w:val="top"/>
+            <w:tcBorders>
+              <w:top w:val="single" w:sz="4" w:space="0" w:color="CFC8D8"/>
+              <w:left w:val="single" w:sz="4" w:space="0" w:color="CFC8D8"/>
+              <w:bottom w:val="single" w:sz="4" w:space="0" w:color="CFC8D8"/>
+              <w:right w:val="single" w:sz="4" w:space="0" w:color="CFC8D8"/>
+            </w:tcBorders>
+          </w:tcPr>
+          <w:p>
+            <w:pPr>
+              <w:spacing w:after="0"/>
+            </w:pPr>
+            <w:r>
+              <w:rPr>
+                <w:rFonts w:ascii="Arial" w:hAnsi="Arial"/>
+                <w:sz w:val="15"/>
+              </w:rPr>
+              <w:t>Retailmanager, franchisenemer</w:t>
+            </w:r>
+          </w:p>
+        </w:tc>
+        <w:tc>
+          <w:tcPr>
+            <w:tcW w:type="dxa" w:w="4536"/>
+            <w:vAlign w:val="top"/>
+            <w:tcBorders>
+              <w:top w:val="single" w:sz="4" w:space="0" w:color="CFC8D8"/>
+              <w:left w:val="single" w:sz="4" w:space="0" w:color="CFC8D8"/>
+              <w:bottom w:val="single" w:sz="4" w:space="0" w:color="CFC8D8"/>
+              <w:right w:val="single" w:sz="4" w:space="0" w:color="CFC8D8"/>
+            </w:tcBorders>
+          </w:tcPr>
+          <w:p>
+            <w:pPr>
+              <w:spacing w:after="0"/>
+            </w:pPr>
+            <w:r>
+              <w:rPr>
+                <w:rFonts w:ascii="Arial" w:hAnsi="Arial"/>
+                <w:sz w:val="15"/>
+              </w:rPr>
+              <w:t>Onderwegconsumptie en snelle doorverkoop bij de kassa</w:t>
+            </w:r>
+          </w:p>
+        </w:tc>
+        <w:tc>
+          <w:tcPr>
+            <w:tcW w:type="dxa" w:w="3816"/>
+            <w:vAlign w:val="top"/>
+            <w:tcBorders>
+              <w:top w:val="single" w:sz="4" w:space="0" w:color="CFC8D8"/>
+              <w:left w:val="single" w:sz="4" w:space="0" w:color="CFC8D8"/>
+              <w:bottom w:val="single" w:sz="4" w:space="0" w:color="CFC8D8"/>
+              <w:right w:val="single" w:sz="4" w:space="0" w:color="CFC8D8"/>
+            </w:tcBorders>
+          </w:tcPr>
+          <w:p>
+            <w:pPr>
+              <w:spacing w:after="0"/>
+            </w:pPr>
+            <w:r>
+              <w:rPr>
+                <w:rFonts w:ascii="Arial" w:hAnsi="Arial"/>
+                <w:sz w:val="15"/>
+              </w:rPr>
+              <w:t>Schappositie, prijsactie en concurrentie met bekende merken</w:t>
+            </w:r>
+          </w:p>
+        </w:tc>
+      </w:tr>
+    </w:tbl>
+    <w:p>
+      <w:pPr>
+        <w:pStyle w:val="Heading2"/>
+      </w:pPr>
+      <w:r>
+        <w:t>3. Mediabereik per doelgroep en communicatiekanaal</w:t>
+      </w:r>
+    </w:p>
+    <w:tbl>
+      <w:tblPr>
+        <w:tblW w:type="auto" w:w="0"/>
+        <w:jc w:val="center"/>
+        <w:tblLayout w:type="fixed"/>
+        <w:tblLook w:firstColumn="1" w:firstRow="1" w:lastColumn="0" w:lastRow="0" w:noHBand="0" w:noVBand="1" w:val="04A0"/>
+      </w:tblPr>
+      <w:tblGrid>
+        <w:gridCol w:w="2179"/>
+        <w:gridCol w:w="2179"/>
+        <w:gridCol w:w="2179"/>
+        <w:gridCol w:w="2179"/>
+        <w:gridCol w:w="2179"/>
+        <w:gridCol w:w="2179"/>
+        <w:gridCol w:w="2179"/>
+      </w:tblGrid>
+      <w:tr>
+        <w:tc>
+          <w:tcPr>
+            <w:tcW w:type="dxa" w:w="3672"/>
+            <w:vAlign w:val="top"/>
+            <w:tcBorders>
+              <w:top w:val="single" w:sz="4" w:space="0" w:color="CFC8D8"/>
+              <w:left w:val="single" w:sz="4" w:space="0" w:color="CFC8D8"/>
+              <w:bottom w:val="single" w:sz="4" w:space="0" w:color="CFC8D8"/>
+              <w:right w:val="single" w:sz="4" w:space="0" w:color="CFC8D8"/>
+            </w:tcBorders>
+            <w:shd w:fill="F0EDF4"/>
+          </w:tcPr>
+          <w:p>
+            <w:pPr>
+              <w:spacing w:after="0"/>
+            </w:pPr>
+            <w:r>
+              <w:rPr>
+                <w:rFonts w:ascii="Arial" w:hAnsi="Arial"/>
+                <w:b/>
+                <w:sz w:val="15"/>
+              </w:rPr>
+              <w:t>Doelgroep</w:t>
+            </w:r>
+          </w:p>
+        </w:tc>
+        <w:tc>
+          <w:tcPr>
+            <w:tcW w:type="dxa" w:w="1656"/>
+            <w:vAlign w:val="top"/>
+            <w:tcBorders>
+              <w:top w:val="single" w:sz="4" w:space="0" w:color="CFC8D8"/>
+              <w:left w:val="single" w:sz="4" w:space="0" w:color="CFC8D8"/>
+              <w:bottom w:val="single" w:sz="4" w:space="0" w:color="CFC8D8"/>
+              <w:right w:val="single" w:sz="4" w:space="0" w:color="CFC8D8"/>
+            </w:tcBorders>
+            <w:shd w:fill="F0EDF4"/>
+          </w:tcPr>
+          <w:p>
+            <w:pPr>
+              <w:spacing w:after="0"/>
+            </w:pPr>
+            <w:r>
+              <w:rPr>
+                <w:rFonts w:ascii="Arial" w:hAnsi="Arial"/>
+                <w:b/>
+                <w:sz w:val="15"/>
+              </w:rPr>
+              <w:t>E-mailing</w:t>
+            </w:r>
+          </w:p>
+        </w:tc>
+        <w:tc>
+          <w:tcPr>
+            <w:tcW w:type="dxa" w:w="1656"/>
+            <w:vAlign w:val="top"/>
+            <w:tcBorders>
+              <w:top w:val="single" w:sz="4" w:space="0" w:color="CFC8D8"/>
+              <w:left w:val="single" w:sz="4" w:space="0" w:color="CFC8D8"/>
+              <w:bottom w:val="single" w:sz="4" w:space="0" w:color="CFC8D8"/>
+              <w:right w:val="single" w:sz="4" w:space="0" w:color="CFC8D8"/>
+            </w:tcBorders>
+            <w:shd w:fill="F0EDF4"/>
+          </w:tcPr>
+          <w:p>
+            <w:pPr>
+              <w:spacing w:after="0"/>
+            </w:pPr>
+            <w:r>
+              <w:rPr>
+                <w:rFonts w:ascii="Arial" w:hAnsi="Arial"/>
+                <w:b/>
+                <w:sz w:val="15"/>
+              </w:rPr>
+              <w:t>LinkedIn</w:t>
+            </w:r>
+          </w:p>
+        </w:tc>
+        <w:tc>
+          <w:tcPr>
+            <w:tcW w:type="dxa" w:w="2232"/>
+            <w:vAlign w:val="top"/>
+            <w:tcBorders>
+              <w:top w:val="single" w:sz="4" w:space="0" w:color="CFC8D8"/>
+              <w:left w:val="single" w:sz="4" w:space="0" w:color="CFC8D8"/>
+              <w:bottom w:val="single" w:sz="4" w:space="0" w:color="CFC8D8"/>
+              <w:right w:val="single" w:sz="4" w:space="0" w:color="CFC8D8"/>
+            </w:tcBorders>
+            <w:shd w:fill="F0EDF4"/>
+          </w:tcPr>
+          <w:p>
+            <w:pPr>
+              <w:spacing w:after="0"/>
+            </w:pPr>
+            <w:r>
+              <w:rPr>
+                <w:rFonts w:ascii="Arial" w:hAnsi="Arial"/>
+                <w:b/>
+                <w:sz w:val="15"/>
+              </w:rPr>
+              <w:t>Accountmanager</w:t>
+            </w:r>
+          </w:p>
+        </w:tc>
+        <w:tc>
+          <w:tcPr>
+            <w:tcW w:type="dxa" w:w="2592"/>
+            <w:vAlign w:val="top"/>
+            <w:tcBorders>
+              <w:top w:val="single" w:sz="4" w:space="0" w:color="CFC8D8"/>
+              <w:left w:val="single" w:sz="4" w:space="0" w:color="CFC8D8"/>
+              <w:bottom w:val="single" w:sz="4" w:space="0" w:color="CFC8D8"/>
+              <w:right w:val="single" w:sz="4" w:space="0" w:color="CFC8D8"/>
+            </w:tcBorders>
+            <w:shd w:fill="F0EDF4"/>
+          </w:tcPr>
+          <w:p>
+            <w:pPr>
+              <w:spacing w:after="0"/>
+            </w:pPr>
+            <w:r>
+              <w:rPr>
+                <w:rFonts w:ascii="Arial" w:hAnsi="Arial"/>
+                <w:b/>
+                <w:sz w:val="15"/>
+              </w:rPr>
+              <w:t>Samplebox/direct mail</w:t>
+            </w:r>
+          </w:p>
+        </w:tc>
+        <w:tc>
+          <w:tcPr>
+            <w:tcW w:type="dxa" w:w="1800"/>
+            <w:vAlign w:val="top"/>
+            <w:tcBorders>
+              <w:top w:val="single" w:sz="4" w:space="0" w:color="CFC8D8"/>
+              <w:left w:val="single" w:sz="4" w:space="0" w:color="CFC8D8"/>
+              <w:bottom w:val="single" w:sz="4" w:space="0" w:color="CFC8D8"/>
+              <w:right w:val="single" w:sz="4" w:space="0" w:color="CFC8D8"/>
+            </w:tcBorders>
+            <w:shd w:fill="F0EDF4"/>
+          </w:tcPr>
+          <w:p>
+            <w:pPr>
+              <w:spacing w:after="0"/>
+            </w:pPr>
+            <w:r>
+              <w:rPr>
+                <w:rFonts w:ascii="Arial" w:hAnsi="Arial"/>
+                <w:b/>
+                <w:sz w:val="15"/>
+              </w:rPr>
+              <w:t>Vakplatform</w:t>
+            </w:r>
+          </w:p>
+        </w:tc>
+        <w:tc>
+          <w:tcPr>
+            <w:tcW w:type="dxa" w:w="1800"/>
+            <w:vAlign w:val="top"/>
+            <w:tcBorders>
+              <w:top w:val="single" w:sz="4" w:space="0" w:color="CFC8D8"/>
+              <w:left w:val="single" w:sz="4" w:space="0" w:color="CFC8D8"/>
+              <w:bottom w:val="single" w:sz="4" w:space="0" w:color="CFC8D8"/>
+              <w:right w:val="single" w:sz="4" w:space="0" w:color="CFC8D8"/>
+            </w:tcBorders>
+            <w:shd w:fill="F0EDF4"/>
+          </w:tcPr>
+          <w:p>
+            <w:pPr>
+              <w:spacing w:after="0"/>
+            </w:pPr>
+            <w:r>
+              <w:rPr>
+                <w:rFonts w:ascii="Arial" w:hAnsi="Arial"/>
+                <w:b/>
+                <w:sz w:val="15"/>
+              </w:rPr>
+              <w:t>Beurs/demo</w:t>
+            </w:r>
+          </w:p>
+        </w:tc>
+      </w:tr>
+      <w:tr>
+        <w:tc>
+          <w:tcPr>
+            <w:tcW w:type="dxa" w:w="3672"/>
+            <w:vAlign w:val="top"/>
+            <w:tcBorders>
+              <w:top w:val="single" w:sz="4" w:space="0" w:color="CFC8D8"/>
+              <w:left w:val="single" w:sz="4" w:space="0" w:color="CFC8D8"/>
+              <w:bottom w:val="single" w:sz="4" w:space="0" w:color="CFC8D8"/>
+              <w:right w:val="single" w:sz="4" w:space="0" w:color="CFC8D8"/>
+            </w:tcBorders>
+          </w:tcPr>
+          <w:p>
+            <w:pPr>
+              <w:spacing w:after="0"/>
+            </w:pPr>
+            <w:r>
+              <w:rPr>
+                <w:rFonts w:ascii="Arial" w:hAnsi="Arial"/>
+                <w:sz w:val="15"/>
+              </w:rPr>
+              <w:t>Sportkantines en sportclubs</w:t>
+            </w:r>
+          </w:p>
+        </w:tc>
+        <w:tc>
+          <w:tcPr>
+            <w:tcW w:type="dxa" w:w="1656"/>
+            <w:vAlign w:val="top"/>
+            <w:tcBorders>
+              <w:top w:val="single" w:sz="4" w:space="0" w:color="CFC8D8"/>
+              <w:left w:val="single" w:sz="4" w:space="0" w:color="CFC8D8"/>
+              <w:bottom w:val="single" w:sz="4" w:space="0" w:color="CFC8D8"/>
+              <w:right w:val="single" w:sz="4" w:space="0" w:color="CFC8D8"/>
+            </w:tcBorders>
+          </w:tcPr>
+          <w:p>
+            <w:pPr>
+              <w:spacing w:after="0"/>
+            </w:pPr>
+            <w:r>
+              <w:rPr>
+                <w:rFonts w:ascii="Arial" w:hAnsi="Arial"/>
+                <w:sz w:val="15"/>
+              </w:rPr>
+              <w:t>+</w:t>
+            </w:r>
+          </w:p>
+        </w:tc>
+        <w:tc>
+          <w:tcPr>
+            <w:tcW w:type="dxa" w:w="1656"/>
+            <w:vAlign w:val="top"/>
+            <w:tcBorders>
+              <w:top w:val="single" w:sz="4" w:space="0" w:color="CFC8D8"/>
+              <w:left w:val="single" w:sz="4" w:space="0" w:color="CFC8D8"/>
+              <w:bottom w:val="single" w:sz="4" w:space="0" w:color="CFC8D8"/>
+              <w:right w:val="single" w:sz="4" w:space="0" w:color="CFC8D8"/>
+            </w:tcBorders>
+          </w:tcPr>
+          <w:p>
+            <w:pPr>
+              <w:spacing w:after="0"/>
+            </w:pPr>
+            <w:r>
+              <w:rPr>
+                <w:rFonts w:ascii="Arial" w:hAnsi="Arial"/>
+                <w:sz w:val="15"/>
+              </w:rPr>
+              <w:t>+</w:t>
+            </w:r>
+          </w:p>
+        </w:tc>
+        <w:tc>
+          <w:tcPr>
+            <w:tcW w:type="dxa" w:w="2232"/>
+            <w:vAlign w:val="top"/>
+            <w:tcBorders>
+              <w:top w:val="single" w:sz="4" w:space="0" w:color="CFC8D8"/>
+              <w:left w:val="single" w:sz="4" w:space="0" w:color="CFC8D8"/>
+              <w:bottom w:val="single" w:sz="4" w:space="0" w:color="CFC8D8"/>
+              <w:right w:val="single" w:sz="4" w:space="0" w:color="CFC8D8"/>
+            </w:tcBorders>
+          </w:tcPr>
+          <w:p>
+            <w:pPr>
+              <w:spacing w:after="0"/>
+            </w:pPr>
+            <w:r>
+              <w:rPr>
+                <w:rFonts w:ascii="Arial" w:hAnsi="Arial"/>
+                <w:sz w:val="15"/>
+              </w:rPr>
+              <w:t>++</w:t>
+            </w:r>
+          </w:p>
+        </w:tc>
+        <w:tc>
+          <w:tcPr>
+            <w:tcW w:type="dxa" w:w="2592"/>
+            <w:vAlign w:val="top"/>
+            <w:tcBorders>
+              <w:top w:val="single" w:sz="4" w:space="0" w:color="CFC8D8"/>
+              <w:left w:val="single" w:sz="4" w:space="0" w:color="CFC8D8"/>
+              <w:bottom w:val="single" w:sz="4" w:space="0" w:color="CFC8D8"/>
+              <w:right w:val="single" w:sz="4" w:space="0" w:color="CFC8D8"/>
+            </w:tcBorders>
+          </w:tcPr>
+          <w:p>
+            <w:pPr>
+              <w:spacing w:after="0"/>
+            </w:pPr>
+            <w:r>
+              <w:rPr>
+                <w:rFonts w:ascii="Arial" w:hAnsi="Arial"/>
+                <w:sz w:val="15"/>
+              </w:rPr>
+              <w:t>++</w:t>
+            </w:r>
+          </w:p>
+        </w:tc>
+        <w:tc>
+          <w:tcPr>
+            <w:tcW w:type="dxa" w:w="1800"/>
+            <w:vAlign w:val="top"/>
+            <w:tcBorders>
+              <w:top w:val="single" w:sz="4" w:space="0" w:color="CFC8D8"/>
+              <w:left w:val="single" w:sz="4" w:space="0" w:color="CFC8D8"/>
+              <w:bottom w:val="single" w:sz="4" w:space="0" w:color="CFC8D8"/>
+              <w:right w:val="single" w:sz="4" w:space="0" w:color="CFC8D8"/>
+            </w:tcBorders>
+          </w:tcPr>
+          <w:p>
+            <w:pPr>
+              <w:spacing w:after="0"/>
+            </w:pPr>
+            <w:r>
+              <w:rPr>
+                <w:rFonts w:ascii="Arial" w:hAnsi="Arial"/>
+                <w:sz w:val="15"/>
+              </w:rPr>
+              <w:t>+</w:t>
+            </w:r>
+          </w:p>
+        </w:tc>
+        <w:tc>
+          <w:tcPr>
+            <w:tcW w:type="dxa" w:w="1800"/>
+            <w:vAlign w:val="top"/>
+            <w:tcBorders>
+              <w:top w:val="single" w:sz="4" w:space="0" w:color="CFC8D8"/>
+              <w:left w:val="single" w:sz="4" w:space="0" w:color="CFC8D8"/>
+              <w:bottom w:val="single" w:sz="4" w:space="0" w:color="CFC8D8"/>
+              <w:right w:val="single" w:sz="4" w:space="0" w:color="CFC8D8"/>
+            </w:tcBorders>
+          </w:tcPr>
+          <w:p>
+            <w:pPr>
+              <w:spacing w:after="0"/>
+            </w:pPr>
+            <w:r>
+              <w:rPr>
+                <w:rFonts w:ascii="Arial" w:hAnsi="Arial"/>
+                <w:sz w:val="15"/>
+              </w:rPr>
+              <w:t>+</w:t>
+            </w:r>
+          </w:p>
+        </w:tc>
+      </w:tr>
+      <w:tr>
+        <w:tc>
+          <w:tcPr>
+            <w:tcW w:type="dxa" w:w="3672"/>
+            <w:vAlign w:val="top"/>
+            <w:tcBorders>
+              <w:top w:val="single" w:sz="4" w:space="0" w:color="CFC8D8"/>
+              <w:left w:val="single" w:sz="4" w:space="0" w:color="CFC8D8"/>
+              <w:bottom w:val="single" w:sz="4" w:space="0" w:color="CFC8D8"/>
+              <w:right w:val="single" w:sz="4" w:space="0" w:color="CFC8D8"/>
+            </w:tcBorders>
+          </w:tcPr>
+          <w:p>
+            <w:pPr>
+              <w:spacing w:after="0"/>
+            </w:pPr>
+            <w:r>
+              <w:rPr>
+                <w:rFonts w:ascii="Arial" w:hAnsi="Arial"/>
+                <w:sz w:val="15"/>
+              </w:rPr>
+              <w:t>Scholen, mbo/hbo en campuslocaties</w:t>
+            </w:r>
+          </w:p>
+        </w:tc>
+        <w:tc>
+          <w:tcPr>
+            <w:tcW w:type="dxa" w:w="1656"/>
+            <w:vAlign w:val="top"/>
+            <w:tcBorders>
+              <w:top w:val="single" w:sz="4" w:space="0" w:color="CFC8D8"/>
+              <w:left w:val="single" w:sz="4" w:space="0" w:color="CFC8D8"/>
+              <w:bottom w:val="single" w:sz="4" w:space="0" w:color="CFC8D8"/>
+              <w:right w:val="single" w:sz="4" w:space="0" w:color="CFC8D8"/>
+            </w:tcBorders>
+          </w:tcPr>
+          <w:p>
+            <w:pPr>
+              <w:spacing w:after="0"/>
+            </w:pPr>
+            <w:r>
+              <w:rPr>
+                <w:rFonts w:ascii="Arial" w:hAnsi="Arial"/>
+                <w:sz w:val="15"/>
+              </w:rPr>
+              <w:t>+</w:t>
+            </w:r>
+          </w:p>
+        </w:tc>
+        <w:tc>
+          <w:tcPr>
+            <w:tcW w:type="dxa" w:w="1656"/>
+            <w:vAlign w:val="top"/>
+            <w:tcBorders>
+              <w:top w:val="single" w:sz="4" w:space="0" w:color="CFC8D8"/>
+              <w:left w:val="single" w:sz="4" w:space="0" w:color="CFC8D8"/>
+              <w:bottom w:val="single" w:sz="4" w:space="0" w:color="CFC8D8"/>
+              <w:right w:val="single" w:sz="4" w:space="0" w:color="CFC8D8"/>
+            </w:tcBorders>
+          </w:tcPr>
+          <w:p>
+            <w:pPr>
+              <w:spacing w:after="0"/>
+            </w:pPr>
+            <w:r>
+              <w:rPr>
+                <w:rFonts w:ascii="Arial" w:hAnsi="Arial"/>
+                <w:sz w:val="15"/>
+              </w:rPr>
+              <w:t>++</w:t>
+            </w:r>
+          </w:p>
+        </w:tc>
+        <w:tc>
+          <w:tcPr>
+            <w:tcW w:type="dxa" w:w="2232"/>
+            <w:vAlign w:val="top"/>
+            <w:tcBorders>
+              <w:top w:val="single" w:sz="4" w:space="0" w:color="CFC8D8"/>
+              <w:left w:val="single" w:sz="4" w:space="0" w:color="CFC8D8"/>
+              <w:bottom w:val="single" w:sz="4" w:space="0" w:color="CFC8D8"/>
+              <w:right w:val="single" w:sz="4" w:space="0" w:color="CFC8D8"/>
+            </w:tcBorders>
+          </w:tcPr>
+          <w:p>
+            <w:pPr>
+              <w:spacing w:after="0"/>
+            </w:pPr>
+            <w:r>
+              <w:rPr>
+                <w:rFonts w:ascii="Arial" w:hAnsi="Arial"/>
+                <w:sz w:val="15"/>
+              </w:rPr>
+              <w:t>+</w:t>
+            </w:r>
+          </w:p>
+        </w:tc>
+        <w:tc>
+          <w:tcPr>
+            <w:tcW w:type="dxa" w:w="2592"/>
+            <w:vAlign w:val="top"/>
+            <w:tcBorders>
+              <w:top w:val="single" w:sz="4" w:space="0" w:color="CFC8D8"/>
+              <w:left w:val="single" w:sz="4" w:space="0" w:color="CFC8D8"/>
+              <w:bottom w:val="single" w:sz="4" w:space="0" w:color="CFC8D8"/>
+              <w:right w:val="single" w:sz="4" w:space="0" w:color="CFC8D8"/>
+            </w:tcBorders>
+          </w:tcPr>
+          <w:p>
+            <w:pPr>
+              <w:spacing w:after="0"/>
+            </w:pPr>
+            <w:r>
+              <w:rPr>
+                <w:rFonts w:ascii="Arial" w:hAnsi="Arial"/>
+                <w:sz w:val="15"/>
+              </w:rPr>
+              <w:t>+</w:t>
+            </w:r>
+          </w:p>
+        </w:tc>
+        <w:tc>
+          <w:tcPr>
+            <w:tcW w:type="dxa" w:w="1800"/>
+            <w:vAlign w:val="top"/>
+            <w:tcBorders>
+              <w:top w:val="single" w:sz="4" w:space="0" w:color="CFC8D8"/>
+              <w:left w:val="single" w:sz="4" w:space="0" w:color="CFC8D8"/>
+              <w:bottom w:val="single" w:sz="4" w:space="0" w:color="CFC8D8"/>
+              <w:right w:val="single" w:sz="4" w:space="0" w:color="CFC8D8"/>
+            </w:tcBorders>
+          </w:tcPr>
+          <w:p>
+            <w:pPr>
+              <w:spacing w:after="0"/>
+            </w:pPr>
+            <w:r>
+              <w:rPr>
+                <w:rFonts w:ascii="Arial" w:hAnsi="Arial"/>
+                <w:sz w:val="15"/>
+              </w:rPr>
+              <w:t>+</w:t>
+            </w:r>
+          </w:p>
+        </w:tc>
+        <w:tc>
+          <w:tcPr>
+            <w:tcW w:type="dxa" w:w="1800"/>
+            <w:vAlign w:val="top"/>
+            <w:tcBorders>
+              <w:top w:val="single" w:sz="4" w:space="0" w:color="CFC8D8"/>
+              <w:left w:val="single" w:sz="4" w:space="0" w:color="CFC8D8"/>
+              <w:bottom w:val="single" w:sz="4" w:space="0" w:color="CFC8D8"/>
+              <w:right w:val="single" w:sz="4" w:space="0" w:color="CFC8D8"/>
+            </w:tcBorders>
+          </w:tcPr>
+          <w:p>
+            <w:pPr>
+              <w:spacing w:after="0"/>
+            </w:pPr>
+            <w:r>
+              <w:rPr>
+                <w:rFonts w:ascii="Arial" w:hAnsi="Arial"/>
+                <w:sz w:val="15"/>
+              </w:rPr>
+              <w:t>-</w:t>
+            </w:r>
+          </w:p>
+        </w:tc>
+      </w:tr>
+      <w:tr>
+        <w:tc>
+          <w:tcPr>
+            <w:tcW w:type="dxa" w:w="3672"/>
+            <w:vAlign w:val="top"/>
+            <w:tcBorders>
+              <w:top w:val="single" w:sz="4" w:space="0" w:color="CFC8D8"/>
+              <w:left w:val="single" w:sz="4" w:space="0" w:color="CFC8D8"/>
+              <w:bottom w:val="single" w:sz="4" w:space="0" w:color="CFC8D8"/>
+              <w:right w:val="single" w:sz="4" w:space="0" w:color="CFC8D8"/>
+            </w:tcBorders>
+          </w:tcPr>
+          <w:p>
+            <w:pPr>
+              <w:spacing w:after="0"/>
+            </w:pPr>
+            <w:r>
+              <w:rPr>
+                <w:rFonts w:ascii="Arial" w:hAnsi="Arial"/>
+                <w:sz w:val="15"/>
+              </w:rPr>
+              <w:t>Vendinglocaties</w:t>
+            </w:r>
+          </w:p>
+        </w:tc>
+        <w:tc>
+          <w:tcPr>
+            <w:tcW w:type="dxa" w:w="1656"/>
+            <w:vAlign w:val="top"/>
+            <w:tcBorders>
+              <w:top w:val="single" w:sz="4" w:space="0" w:color="CFC8D8"/>
+              <w:left w:val="single" w:sz="4" w:space="0" w:color="CFC8D8"/>
+              <w:bottom w:val="single" w:sz="4" w:space="0" w:color="CFC8D8"/>
+              <w:right w:val="single" w:sz="4" w:space="0" w:color="CFC8D8"/>
+            </w:tcBorders>
+          </w:tcPr>
+          <w:p>
+            <w:pPr>
+              <w:spacing w:after="0"/>
+            </w:pPr>
+            <w:r>
+              <w:rPr>
+                <w:rFonts w:ascii="Arial" w:hAnsi="Arial"/>
+                <w:sz w:val="15"/>
+              </w:rPr>
+              <w:t>++</w:t>
+            </w:r>
+          </w:p>
+        </w:tc>
+        <w:tc>
+          <w:tcPr>
+            <w:tcW w:type="dxa" w:w="1656"/>
+            <w:vAlign w:val="top"/>
+            <w:tcBorders>
+              <w:top w:val="single" w:sz="4" w:space="0" w:color="CFC8D8"/>
+              <w:left w:val="single" w:sz="4" w:space="0" w:color="CFC8D8"/>
+              <w:bottom w:val="single" w:sz="4" w:space="0" w:color="CFC8D8"/>
+              <w:right w:val="single" w:sz="4" w:space="0" w:color="CFC8D8"/>
+            </w:tcBorders>
+          </w:tcPr>
+          <w:p>
+            <w:pPr>
+              <w:spacing w:after="0"/>
+            </w:pPr>
+            <w:r>
+              <w:rPr>
+                <w:rFonts w:ascii="Arial" w:hAnsi="Arial"/>
+                <w:sz w:val="15"/>
+              </w:rPr>
+              <w:t>+</w:t>
+            </w:r>
+          </w:p>
+        </w:tc>
+        <w:tc>
+          <w:tcPr>
+            <w:tcW w:type="dxa" w:w="2232"/>
+            <w:vAlign w:val="top"/>
+            <w:tcBorders>
+              <w:top w:val="single" w:sz="4" w:space="0" w:color="CFC8D8"/>
+              <w:left w:val="single" w:sz="4" w:space="0" w:color="CFC8D8"/>
+              <w:bottom w:val="single" w:sz="4" w:space="0" w:color="CFC8D8"/>
+              <w:right w:val="single" w:sz="4" w:space="0" w:color="CFC8D8"/>
+            </w:tcBorders>
+          </w:tcPr>
+          <w:p>
+            <w:pPr>
+              <w:spacing w:after="0"/>
+            </w:pPr>
+            <w:r>
+              <w:rPr>
+                <w:rFonts w:ascii="Arial" w:hAnsi="Arial"/>
+                <w:sz w:val="15"/>
+              </w:rPr>
+              <w:t>++</w:t>
+            </w:r>
+          </w:p>
+        </w:tc>
+        <w:tc>
+          <w:tcPr>
+            <w:tcW w:type="dxa" w:w="2592"/>
+            <w:vAlign w:val="top"/>
+            <w:tcBorders>
+              <w:top w:val="single" w:sz="4" w:space="0" w:color="CFC8D8"/>
+              <w:left w:val="single" w:sz="4" w:space="0" w:color="CFC8D8"/>
+              <w:bottom w:val="single" w:sz="4" w:space="0" w:color="CFC8D8"/>
+              <w:right w:val="single" w:sz="4" w:space="0" w:color="CFC8D8"/>
+            </w:tcBorders>
+          </w:tcPr>
+          <w:p>
+            <w:pPr>
+              <w:spacing w:after="0"/>
+            </w:pPr>
+            <w:r>
+              <w:rPr>
+                <w:rFonts w:ascii="Arial" w:hAnsi="Arial"/>
+                <w:sz w:val="15"/>
+              </w:rPr>
+              <w:t>+</w:t>
+            </w:r>
+          </w:p>
+        </w:tc>
+        <w:tc>
+          <w:tcPr>
+            <w:tcW w:type="dxa" w:w="1800"/>
+            <w:vAlign w:val="top"/>
+            <w:tcBorders>
+              <w:top w:val="single" w:sz="4" w:space="0" w:color="CFC8D8"/>
+              <w:left w:val="single" w:sz="4" w:space="0" w:color="CFC8D8"/>
+              <w:bottom w:val="single" w:sz="4" w:space="0" w:color="CFC8D8"/>
+              <w:right w:val="single" w:sz="4" w:space="0" w:color="CFC8D8"/>
+            </w:tcBorders>
+          </w:tcPr>
+          <w:p>
+            <w:pPr>
+              <w:spacing w:after="0"/>
+            </w:pPr>
+            <w:r>
+              <w:rPr>
+                <w:rFonts w:ascii="Arial" w:hAnsi="Arial"/>
+                <w:sz w:val="15"/>
+              </w:rPr>
+              <w:t>++</w:t>
+            </w:r>
+          </w:p>
+        </w:tc>
+        <w:tc>
+          <w:tcPr>
+            <w:tcW w:type="dxa" w:w="1800"/>
+            <w:vAlign w:val="top"/>
+            <w:tcBorders>
+              <w:top w:val="single" w:sz="4" w:space="0" w:color="CFC8D8"/>
+              <w:left w:val="single" w:sz="4" w:space="0" w:color="CFC8D8"/>
+              <w:bottom w:val="single" w:sz="4" w:space="0" w:color="CFC8D8"/>
+              <w:right w:val="single" w:sz="4" w:space="0" w:color="CFC8D8"/>
+            </w:tcBorders>
+          </w:tcPr>
+          <w:p>
+            <w:pPr>
+              <w:spacing w:after="0"/>
+            </w:pPr>
+            <w:r>
+              <w:rPr>
+                <w:rFonts w:ascii="Arial" w:hAnsi="Arial"/>
+                <w:sz w:val="15"/>
+              </w:rPr>
+              <w:t>+</w:t>
+            </w:r>
+          </w:p>
+        </w:tc>
+      </w:tr>
+      <w:tr>
+        <w:tc>
+          <w:tcPr>
+            <w:tcW w:type="dxa" w:w="3672"/>
+            <w:vAlign w:val="top"/>
+            <w:tcBorders>
+              <w:top w:val="single" w:sz="4" w:space="0" w:color="CFC8D8"/>
+              <w:left w:val="single" w:sz="4" w:space="0" w:color="CFC8D8"/>
+              <w:bottom w:val="single" w:sz="4" w:space="0" w:color="CFC8D8"/>
+              <w:right w:val="single" w:sz="4" w:space="0" w:color="CFC8D8"/>
+            </w:tcBorders>
+          </w:tcPr>
+          <w:p>
+            <w:pPr>
+              <w:spacing w:after="0"/>
+            </w:pPr>
+            <w:r>
+              <w:rPr>
+                <w:rFonts w:ascii="Arial" w:hAnsi="Arial"/>
+                <w:sz w:val="15"/>
+              </w:rPr>
+              <w:t>Events en congreslocaties</w:t>
+            </w:r>
+          </w:p>
+        </w:tc>
+        <w:tc>
+          <w:tcPr>
+            <w:tcW w:type="dxa" w:w="1656"/>
+            <w:vAlign w:val="top"/>
+            <w:tcBorders>
+              <w:top w:val="single" w:sz="4" w:space="0" w:color="CFC8D8"/>
+              <w:left w:val="single" w:sz="4" w:space="0" w:color="CFC8D8"/>
+              <w:bottom w:val="single" w:sz="4" w:space="0" w:color="CFC8D8"/>
+              <w:right w:val="single" w:sz="4" w:space="0" w:color="CFC8D8"/>
+            </w:tcBorders>
+          </w:tcPr>
+          <w:p>
+            <w:pPr>
+              <w:spacing w:after="0"/>
+            </w:pPr>
+            <w:r>
+              <w:rPr>
+                <w:rFonts w:ascii="Arial" w:hAnsi="Arial"/>
+                <w:sz w:val="15"/>
+              </w:rPr>
+              <w:t>+</w:t>
+            </w:r>
+          </w:p>
+        </w:tc>
+        <w:tc>
+          <w:tcPr>
+            <w:tcW w:type="dxa" w:w="1656"/>
+            <w:vAlign w:val="top"/>
+            <w:tcBorders>
+              <w:top w:val="single" w:sz="4" w:space="0" w:color="CFC8D8"/>
+              <w:left w:val="single" w:sz="4" w:space="0" w:color="CFC8D8"/>
+              <w:bottom w:val="single" w:sz="4" w:space="0" w:color="CFC8D8"/>
+              <w:right w:val="single" w:sz="4" w:space="0" w:color="CFC8D8"/>
+            </w:tcBorders>
+          </w:tcPr>
+          <w:p>
+            <w:pPr>
+              <w:spacing w:after="0"/>
+            </w:pPr>
+            <w:r>
+              <w:rPr>
+                <w:rFonts w:ascii="Arial" w:hAnsi="Arial"/>
+                <w:sz w:val="15"/>
+              </w:rPr>
+              <w:t>++</w:t>
+            </w:r>
+          </w:p>
+        </w:tc>
+        <w:tc>
+          <w:tcPr>
+            <w:tcW w:type="dxa" w:w="2232"/>
+            <w:vAlign w:val="top"/>
+            <w:tcBorders>
+              <w:top w:val="single" w:sz="4" w:space="0" w:color="CFC8D8"/>
+              <w:left w:val="single" w:sz="4" w:space="0" w:color="CFC8D8"/>
+              <w:bottom w:val="single" w:sz="4" w:space="0" w:color="CFC8D8"/>
+              <w:right w:val="single" w:sz="4" w:space="0" w:color="CFC8D8"/>
+            </w:tcBorders>
+          </w:tcPr>
+          <w:p>
+            <w:pPr>
+              <w:spacing w:after="0"/>
+            </w:pPr>
+            <w:r>
+              <w:rPr>
+                <w:rFonts w:ascii="Arial" w:hAnsi="Arial"/>
+                <w:sz w:val="15"/>
+              </w:rPr>
+              <w:t>+</w:t>
+            </w:r>
+          </w:p>
+        </w:tc>
+        <w:tc>
+          <w:tcPr>
+            <w:tcW w:type="dxa" w:w="2592"/>
+            <w:vAlign w:val="top"/>
+            <w:tcBorders>
+              <w:top w:val="single" w:sz="4" w:space="0" w:color="CFC8D8"/>
+              <w:left w:val="single" w:sz="4" w:space="0" w:color="CFC8D8"/>
+              <w:bottom w:val="single" w:sz="4" w:space="0" w:color="CFC8D8"/>
+              <w:right w:val="single" w:sz="4" w:space="0" w:color="CFC8D8"/>
+            </w:tcBorders>
+          </w:tcPr>
+          <w:p>
+            <w:pPr>
+              <w:spacing w:after="0"/>
+            </w:pPr>
+            <w:r>
+              <w:rPr>
+                <w:rFonts w:ascii="Arial" w:hAnsi="Arial"/>
+                <w:sz w:val="15"/>
+              </w:rPr>
+              <w:t>++</w:t>
+            </w:r>
+          </w:p>
+        </w:tc>
+        <w:tc>
+          <w:tcPr>
+            <w:tcW w:type="dxa" w:w="1800"/>
+            <w:vAlign w:val="top"/>
+            <w:tcBorders>
+              <w:top w:val="single" w:sz="4" w:space="0" w:color="CFC8D8"/>
+              <w:left w:val="single" w:sz="4" w:space="0" w:color="CFC8D8"/>
+              <w:bottom w:val="single" w:sz="4" w:space="0" w:color="CFC8D8"/>
+              <w:right w:val="single" w:sz="4" w:space="0" w:color="CFC8D8"/>
+            </w:tcBorders>
+          </w:tcPr>
+          <w:p>
+            <w:pPr>
+              <w:spacing w:after="0"/>
+            </w:pPr>
+            <w:r>
+              <w:rPr>
+                <w:rFonts w:ascii="Arial" w:hAnsi="Arial"/>
+                <w:sz w:val="15"/>
+              </w:rPr>
+              <w:t>+</w:t>
+            </w:r>
+          </w:p>
+        </w:tc>
+        <w:tc>
+          <w:tcPr>
+            <w:tcW w:type="dxa" w:w="1800"/>
+            <w:vAlign w:val="top"/>
+            <w:tcBorders>
+              <w:top w:val="single" w:sz="4" w:space="0" w:color="CFC8D8"/>
+              <w:left w:val="single" w:sz="4" w:space="0" w:color="CFC8D8"/>
+              <w:bottom w:val="single" w:sz="4" w:space="0" w:color="CFC8D8"/>
+              <w:right w:val="single" w:sz="4" w:space="0" w:color="CFC8D8"/>
+            </w:tcBorders>
+          </w:tcPr>
+          <w:p>
+            <w:pPr>
+              <w:spacing w:after="0"/>
+            </w:pPr>
+            <w:r>
+              <w:rPr>
+                <w:rFonts w:ascii="Arial" w:hAnsi="Arial"/>
+                <w:sz w:val="15"/>
+              </w:rPr>
+              <w:t>++</w:t>
+            </w:r>
+          </w:p>
+        </w:tc>
+      </w:tr>
+      <w:tr>
+        <w:tc>
+          <w:tcPr>
+            <w:tcW w:type="dxa" w:w="3672"/>
+            <w:vAlign w:val="top"/>
+            <w:tcBorders>
+              <w:top w:val="single" w:sz="4" w:space="0" w:color="CFC8D8"/>
+              <w:left w:val="single" w:sz="4" w:space="0" w:color="CFC8D8"/>
+              <w:bottom w:val="single" w:sz="4" w:space="0" w:color="CFC8D8"/>
+              <w:right w:val="single" w:sz="4" w:space="0" w:color="CFC8D8"/>
+            </w:tcBorders>
+          </w:tcPr>
+          <w:p>
+            <w:pPr>
+              <w:spacing w:after="0"/>
+            </w:pPr>
+            <w:r>
+              <w:rPr>
+                <w:rFonts w:ascii="Arial" w:hAnsi="Arial"/>
+                <w:sz w:val="15"/>
+              </w:rPr>
+              <w:t>Bedrijfsrestaurants</w:t>
+            </w:r>
+          </w:p>
+        </w:tc>
+        <w:tc>
+          <w:tcPr>
+            <w:tcW w:type="dxa" w:w="1656"/>
+            <w:vAlign w:val="top"/>
+            <w:tcBorders>
+              <w:top w:val="single" w:sz="4" w:space="0" w:color="CFC8D8"/>
+              <w:left w:val="single" w:sz="4" w:space="0" w:color="CFC8D8"/>
+              <w:bottom w:val="single" w:sz="4" w:space="0" w:color="CFC8D8"/>
+              <w:right w:val="single" w:sz="4" w:space="0" w:color="CFC8D8"/>
+            </w:tcBorders>
+          </w:tcPr>
+          <w:p>
+            <w:pPr>
+              <w:spacing w:after="0"/>
+            </w:pPr>
+            <w:r>
+              <w:rPr>
+                <w:rFonts w:ascii="Arial" w:hAnsi="Arial"/>
+                <w:sz w:val="15"/>
+              </w:rPr>
+              <w:t>++</w:t>
+            </w:r>
+          </w:p>
+        </w:tc>
+        <w:tc>
+          <w:tcPr>
+            <w:tcW w:type="dxa" w:w="1656"/>
+            <w:vAlign w:val="top"/>
+            <w:tcBorders>
+              <w:top w:val="single" w:sz="4" w:space="0" w:color="CFC8D8"/>
+              <w:left w:val="single" w:sz="4" w:space="0" w:color="CFC8D8"/>
+              <w:bottom w:val="single" w:sz="4" w:space="0" w:color="CFC8D8"/>
+              <w:right w:val="single" w:sz="4" w:space="0" w:color="CFC8D8"/>
+            </w:tcBorders>
+          </w:tcPr>
+          <w:p>
+            <w:pPr>
+              <w:spacing w:after="0"/>
+            </w:pPr>
+            <w:r>
+              <w:rPr>
+                <w:rFonts w:ascii="Arial" w:hAnsi="Arial"/>
+                <w:sz w:val="15"/>
+              </w:rPr>
+              <w:t>+</w:t>
+            </w:r>
+          </w:p>
+        </w:tc>
+        <w:tc>
+          <w:tcPr>
+            <w:tcW w:type="dxa" w:w="2232"/>
+            <w:vAlign w:val="top"/>
+            <w:tcBorders>
+              <w:top w:val="single" w:sz="4" w:space="0" w:color="CFC8D8"/>
+              <w:left w:val="single" w:sz="4" w:space="0" w:color="CFC8D8"/>
+              <w:bottom w:val="single" w:sz="4" w:space="0" w:color="CFC8D8"/>
+              <w:right w:val="single" w:sz="4" w:space="0" w:color="CFC8D8"/>
+            </w:tcBorders>
+          </w:tcPr>
+          <w:p>
+            <w:pPr>
+              <w:spacing w:after="0"/>
+            </w:pPr>
+            <w:r>
+              <w:rPr>
+                <w:rFonts w:ascii="Arial" w:hAnsi="Arial"/>
+                <w:sz w:val="15"/>
+              </w:rPr>
+              <w:t>+</w:t>
+            </w:r>
+          </w:p>
+        </w:tc>
+        <w:tc>
+          <w:tcPr>
+            <w:tcW w:type="dxa" w:w="2592"/>
+            <w:vAlign w:val="top"/>
+            <w:tcBorders>
+              <w:top w:val="single" w:sz="4" w:space="0" w:color="CFC8D8"/>
+              <w:left w:val="single" w:sz="4" w:space="0" w:color="CFC8D8"/>
+              <w:bottom w:val="single" w:sz="4" w:space="0" w:color="CFC8D8"/>
+              <w:right w:val="single" w:sz="4" w:space="0" w:color="CFC8D8"/>
+            </w:tcBorders>
+          </w:tcPr>
+          <w:p>
+            <w:pPr>
+              <w:spacing w:after="0"/>
+            </w:pPr>
+            <w:r>
+              <w:rPr>
+                <w:rFonts w:ascii="Arial" w:hAnsi="Arial"/>
+                <w:sz w:val="15"/>
+              </w:rPr>
+              <w:t>+</w:t>
+            </w:r>
+          </w:p>
+        </w:tc>
+        <w:tc>
+          <w:tcPr>
+            <w:tcW w:type="dxa" w:w="1800"/>
+            <w:vAlign w:val="top"/>
+            <w:tcBorders>
+              <w:top w:val="single" w:sz="4" w:space="0" w:color="CFC8D8"/>
+              <w:left w:val="single" w:sz="4" w:space="0" w:color="CFC8D8"/>
+              <w:bottom w:val="single" w:sz="4" w:space="0" w:color="CFC8D8"/>
+              <w:right w:val="single" w:sz="4" w:space="0" w:color="CFC8D8"/>
+            </w:tcBorders>
+          </w:tcPr>
+          <w:p>
+            <w:pPr>
+              <w:spacing w:after="0"/>
+            </w:pPr>
+            <w:r>
+              <w:rPr>
+                <w:rFonts w:ascii="Arial" w:hAnsi="Arial"/>
+                <w:sz w:val="15"/>
+              </w:rPr>
+              <w:t>+</w:t>
+            </w:r>
+          </w:p>
+        </w:tc>
+        <w:tc>
+          <w:tcPr>
+            <w:tcW w:type="dxa" w:w="1800"/>
+            <w:vAlign w:val="top"/>
+            <w:tcBorders>
+              <w:top w:val="single" w:sz="4" w:space="0" w:color="CFC8D8"/>
+              <w:left w:val="single" w:sz="4" w:space="0" w:color="CFC8D8"/>
+              <w:bottom w:val="single" w:sz="4" w:space="0" w:color="CFC8D8"/>
+              <w:right w:val="single" w:sz="4" w:space="0" w:color="CFC8D8"/>
+            </w:tcBorders>
+          </w:tcPr>
+          <w:p>
+            <w:pPr>
+              <w:spacing w:after="0"/>
+            </w:pPr>
+            <w:r>
+              <w:rPr>
+                <w:rFonts w:ascii="Arial" w:hAnsi="Arial"/>
+                <w:sz w:val="15"/>
+              </w:rPr>
+              <w:t>-</w:t>
+            </w:r>
+          </w:p>
+        </w:tc>
+      </w:tr>
+      <w:tr>
+        <w:tc>
+          <w:tcPr>
+            <w:tcW w:type="dxa" w:w="3672"/>
+            <w:vAlign w:val="top"/>
+            <w:tcBorders>
+              <w:top w:val="single" w:sz="4" w:space="0" w:color="CFC8D8"/>
+              <w:left w:val="single" w:sz="4" w:space="0" w:color="CFC8D8"/>
+              <w:bottom w:val="single" w:sz="4" w:space="0" w:color="CFC8D8"/>
+              <w:right w:val="single" w:sz="4" w:space="0" w:color="CFC8D8"/>
+            </w:tcBorders>
+          </w:tcPr>
+          <w:p>
+            <w:pPr>
+              <w:spacing w:after="0"/>
+            </w:pPr>
+            <w:r>
+              <w:rPr>
+                <w:rFonts w:ascii="Arial" w:hAnsi="Arial"/>
+                <w:sz w:val="15"/>
+              </w:rPr>
+              <w:t>Tankstations en gemakslocaties</w:t>
+            </w:r>
+          </w:p>
+        </w:tc>
+        <w:tc>
+          <w:tcPr>
+            <w:tcW w:type="dxa" w:w="1656"/>
+            <w:vAlign w:val="top"/>
+            <w:tcBorders>
+              <w:top w:val="single" w:sz="4" w:space="0" w:color="CFC8D8"/>
+              <w:left w:val="single" w:sz="4" w:space="0" w:color="CFC8D8"/>
+              <w:bottom w:val="single" w:sz="4" w:space="0" w:color="CFC8D8"/>
+              <w:right w:val="single" w:sz="4" w:space="0" w:color="CFC8D8"/>
+            </w:tcBorders>
+          </w:tcPr>
+          <w:p>
+            <w:pPr>
+              <w:spacing w:after="0"/>
+            </w:pPr>
+            <w:r>
+              <w:rPr>
+                <w:rFonts w:ascii="Arial" w:hAnsi="Arial"/>
+                <w:sz w:val="15"/>
+              </w:rPr>
+              <w:t>+</w:t>
+            </w:r>
+          </w:p>
+        </w:tc>
+        <w:tc>
+          <w:tcPr>
+            <w:tcW w:type="dxa" w:w="1656"/>
+            <w:vAlign w:val="top"/>
+            <w:tcBorders>
+              <w:top w:val="single" w:sz="4" w:space="0" w:color="CFC8D8"/>
+              <w:left w:val="single" w:sz="4" w:space="0" w:color="CFC8D8"/>
+              <w:bottom w:val="single" w:sz="4" w:space="0" w:color="CFC8D8"/>
+              <w:right w:val="single" w:sz="4" w:space="0" w:color="CFC8D8"/>
+            </w:tcBorders>
+          </w:tcPr>
+          <w:p>
+            <w:pPr>
+              <w:spacing w:after="0"/>
+            </w:pPr>
+            <w:r>
+              <w:rPr>
+                <w:rFonts w:ascii="Arial" w:hAnsi="Arial"/>
+                <w:sz w:val="15"/>
+              </w:rPr>
+              <w:t>-</w:t>
+            </w:r>
+          </w:p>
+        </w:tc>
+        <w:tc>
+          <w:tcPr>
+            <w:tcW w:type="dxa" w:w="2232"/>
+            <w:vAlign w:val="top"/>
+            <w:tcBorders>
+              <w:top w:val="single" w:sz="4" w:space="0" w:color="CFC8D8"/>
+              <w:left w:val="single" w:sz="4" w:space="0" w:color="CFC8D8"/>
+              <w:bottom w:val="single" w:sz="4" w:space="0" w:color="CFC8D8"/>
+              <w:right w:val="single" w:sz="4" w:space="0" w:color="CFC8D8"/>
+            </w:tcBorders>
+          </w:tcPr>
+          <w:p>
+            <w:pPr>
+              <w:spacing w:after="0"/>
+            </w:pPr>
+            <w:r>
+              <w:rPr>
+                <w:rFonts w:ascii="Arial" w:hAnsi="Arial"/>
+                <w:sz w:val="15"/>
+              </w:rPr>
+              <w:t>++</w:t>
+            </w:r>
+          </w:p>
+        </w:tc>
+        <w:tc>
+          <w:tcPr>
+            <w:tcW w:type="dxa" w:w="2592"/>
+            <w:vAlign w:val="top"/>
+            <w:tcBorders>
+              <w:top w:val="single" w:sz="4" w:space="0" w:color="CFC8D8"/>
+              <w:left w:val="single" w:sz="4" w:space="0" w:color="CFC8D8"/>
+              <w:bottom w:val="single" w:sz="4" w:space="0" w:color="CFC8D8"/>
+              <w:right w:val="single" w:sz="4" w:space="0" w:color="CFC8D8"/>
+            </w:tcBorders>
+          </w:tcPr>
+          <w:p>
+            <w:pPr>
+              <w:spacing w:after="0"/>
+            </w:pPr>
+            <w:r>
+              <w:rPr>
+                <w:rFonts w:ascii="Arial" w:hAnsi="Arial"/>
+                <w:sz w:val="15"/>
+              </w:rPr>
+              <w:t>+</w:t>
+            </w:r>
+          </w:p>
+        </w:tc>
+        <w:tc>
+          <w:tcPr>
+            <w:tcW w:type="dxa" w:w="1800"/>
+            <w:vAlign w:val="top"/>
+            <w:tcBorders>
+              <w:top w:val="single" w:sz="4" w:space="0" w:color="CFC8D8"/>
+              <w:left w:val="single" w:sz="4" w:space="0" w:color="CFC8D8"/>
+              <w:bottom w:val="single" w:sz="4" w:space="0" w:color="CFC8D8"/>
+              <w:right w:val="single" w:sz="4" w:space="0" w:color="CFC8D8"/>
+            </w:tcBorders>
+          </w:tcPr>
+          <w:p>
+            <w:pPr>
+              <w:spacing w:after="0"/>
+            </w:pPr>
+            <w:r>
+              <w:rPr>
+                <w:rFonts w:ascii="Arial" w:hAnsi="Arial"/>
+                <w:sz w:val="15"/>
+              </w:rPr>
+              <w:t>++</w:t>
+            </w:r>
+          </w:p>
+        </w:tc>
+        <w:tc>
+          <w:tcPr>
+            <w:tcW w:type="dxa" w:w="1800"/>
+            <w:vAlign w:val="top"/>
+            <w:tcBorders>
+              <w:top w:val="single" w:sz="4" w:space="0" w:color="CFC8D8"/>
+              <w:left w:val="single" w:sz="4" w:space="0" w:color="CFC8D8"/>
+              <w:bottom w:val="single" w:sz="4" w:space="0" w:color="CFC8D8"/>
+              <w:right w:val="single" w:sz="4" w:space="0" w:color="CFC8D8"/>
+            </w:tcBorders>
+          </w:tcPr>
+          <w:p>
+            <w:pPr>
+              <w:spacing w:after="0"/>
+            </w:pPr>
+            <w:r>
+              <w:rPr>
+                <w:rFonts w:ascii="Arial" w:hAnsi="Arial"/>
+                <w:sz w:val="15"/>
+              </w:rPr>
+              <w:t>+</w:t>
+            </w:r>
+          </w:p>
+        </w:tc>
+      </w:tr>
+    </w:tbl>
+    <w:p>
+      <w:pPr>
+        <w:spacing w:after="120"/>
+      </w:pPr>
+      <w:r>
+        <w:rPr>
+          <w:i/>
+        </w:rPr>
+        <w:t>- = onvoldoende bereik, + = voldoende bereik, ++ = goed bereik.</w:t>
       </w:r>
     </w:p>
     <w:p>
+      <w:pPr>
+        <w:pStyle w:val="Heading2"/>
+      </w:pPr>
       <w:r>
+        <w:t>4. Kosten en inzetbaarheid communicatiekanalen</w:t>
+      </w:r>
+    </w:p>
+    <w:tbl>
+      <w:tblPr>
+        <w:tblW w:type="auto" w:w="0"/>
+        <w:jc w:val="center"/>
+        <w:tblLayout w:type="fixed"/>
+        <w:tblLook w:firstColumn="1" w:firstRow="1" w:lastColumn="0" w:lastRow="0" w:noHBand="0" w:noVBand="1" w:val="04A0"/>
+      </w:tblPr>
+      <w:tblGrid>
+        <w:gridCol w:w="3812"/>
+        <w:gridCol w:w="3812"/>
+        <w:gridCol w:w="3812"/>
+        <w:gridCol w:w="3812"/>
+      </w:tblGrid>
+      <w:tr>
+        <w:tc>
+          <w:tcPr>
+            <w:tcW w:type="dxa" w:w="3672"/>
+            <w:vAlign w:val="top"/>
+            <w:tcBorders>
+              <w:top w:val="single" w:sz="4" w:space="0" w:color="CFC8D8"/>
+              <w:left w:val="single" w:sz="4" w:space="0" w:color="CFC8D8"/>
+              <w:bottom w:val="single" w:sz="4" w:space="0" w:color="CFC8D8"/>
+              <w:right w:val="single" w:sz="4" w:space="0" w:color="CFC8D8"/>
+            </w:tcBorders>
+            <w:shd w:fill="F0EDF4"/>
+          </w:tcPr>
+          <w:p>
+            <w:pPr>
+              <w:spacing w:after="0"/>
+            </w:pPr>
+            <w:r>
+              <w:rPr>
+                <w:rFonts w:ascii="Arial" w:hAnsi="Arial"/>
+                <w:b/>
+                <w:sz w:val="15"/>
+              </w:rPr>
+              <w:t>Kanaal</w:t>
+            </w:r>
+          </w:p>
+        </w:tc>
+        <w:tc>
+          <w:tcPr>
+            <w:tcW w:type="dxa" w:w="2664"/>
+            <w:vAlign w:val="top"/>
+            <w:tcBorders>
+              <w:top w:val="single" w:sz="4" w:space="0" w:color="CFC8D8"/>
+              <w:left w:val="single" w:sz="4" w:space="0" w:color="CFC8D8"/>
+              <w:bottom w:val="single" w:sz="4" w:space="0" w:color="CFC8D8"/>
+              <w:right w:val="single" w:sz="4" w:space="0" w:color="CFC8D8"/>
+            </w:tcBorders>
+            <w:shd w:fill="F0EDF4"/>
+          </w:tcPr>
+          <w:p>
+            <w:pPr>
+              <w:spacing w:after="0"/>
+            </w:pPr>
+            <w:r>
+              <w:rPr>
+                <w:rFonts w:ascii="Arial" w:hAnsi="Arial"/>
+                <w:b/>
+                <w:sz w:val="15"/>
+              </w:rPr>
+              <w:t>Kosten</w:t>
+            </w:r>
+          </w:p>
+        </w:tc>
+        <w:tc>
+          <w:tcPr>
+            <w:tcW w:type="dxa" w:w="2664"/>
+            <w:vAlign w:val="top"/>
+            <w:tcBorders>
+              <w:top w:val="single" w:sz="4" w:space="0" w:color="CFC8D8"/>
+              <w:left w:val="single" w:sz="4" w:space="0" w:color="CFC8D8"/>
+              <w:bottom w:val="single" w:sz="4" w:space="0" w:color="CFC8D8"/>
+              <w:right w:val="single" w:sz="4" w:space="0" w:color="CFC8D8"/>
+            </w:tcBorders>
+            <w:shd w:fill="F0EDF4"/>
+          </w:tcPr>
+          <w:p>
+            <w:pPr>
+              <w:spacing w:after="0"/>
+            </w:pPr>
+            <w:r>
+              <w:rPr>
+                <w:rFonts w:ascii="Arial" w:hAnsi="Arial"/>
+                <w:b/>
+                <w:sz w:val="15"/>
+              </w:rPr>
+              <w:t>Snelheid</w:t>
+            </w:r>
+          </w:p>
+        </w:tc>
+        <w:tc>
+          <w:tcPr>
+            <w:tcW w:type="dxa" w:w="5616"/>
+            <w:vAlign w:val="top"/>
+            <w:tcBorders>
+              <w:top w:val="single" w:sz="4" w:space="0" w:color="CFC8D8"/>
+              <w:left w:val="single" w:sz="4" w:space="0" w:color="CFC8D8"/>
+              <w:bottom w:val="single" w:sz="4" w:space="0" w:color="CFC8D8"/>
+              <w:right w:val="single" w:sz="4" w:space="0" w:color="CFC8D8"/>
+            </w:tcBorders>
+            <w:shd w:fill="F0EDF4"/>
+          </w:tcPr>
+          <w:p>
+            <w:pPr>
+              <w:spacing w:after="0"/>
+            </w:pPr>
+            <w:r>
+              <w:rPr>
+                <w:rFonts w:ascii="Arial" w:hAnsi="Arial"/>
+                <w:b/>
+                <w:sz w:val="15"/>
+              </w:rPr>
+              <w:t>Opmerking</w:t>
+            </w:r>
+          </w:p>
+        </w:tc>
+      </w:tr>
+      <w:tr>
+        <w:tc>
+          <w:tcPr>
+            <w:tcW w:type="dxa" w:w="3672"/>
+            <w:vAlign w:val="top"/>
+            <w:tcBorders>
+              <w:top w:val="single" w:sz="4" w:space="0" w:color="CFC8D8"/>
+              <w:left w:val="single" w:sz="4" w:space="0" w:color="CFC8D8"/>
+              <w:bottom w:val="single" w:sz="4" w:space="0" w:color="CFC8D8"/>
+              <w:right w:val="single" w:sz="4" w:space="0" w:color="CFC8D8"/>
+            </w:tcBorders>
+          </w:tcPr>
+          <w:p>
+            <w:pPr>
+              <w:spacing w:after="0"/>
+            </w:pPr>
+            <w:r>
+              <w:rPr>
+                <w:rFonts w:ascii="Arial" w:hAnsi="Arial"/>
+                <w:sz w:val="15"/>
+              </w:rPr>
+              <w:t>E-mailing naar bestaande b2b-contacten</w:t>
+            </w:r>
+          </w:p>
+        </w:tc>
+        <w:tc>
+          <w:tcPr>
+            <w:tcW w:type="dxa" w:w="2664"/>
+            <w:vAlign w:val="top"/>
+            <w:tcBorders>
+              <w:top w:val="single" w:sz="4" w:space="0" w:color="CFC8D8"/>
+              <w:left w:val="single" w:sz="4" w:space="0" w:color="CFC8D8"/>
+              <w:bottom w:val="single" w:sz="4" w:space="0" w:color="CFC8D8"/>
+              <w:right w:val="single" w:sz="4" w:space="0" w:color="CFC8D8"/>
+            </w:tcBorders>
+          </w:tcPr>
+          <w:p>
+            <w:pPr>
+              <w:spacing w:after="0"/>
+            </w:pPr>
+            <w:r>
+              <w:rPr>
+                <w:rFonts w:ascii="Arial" w:hAnsi="Arial"/>
+                <w:sz w:val="15"/>
+              </w:rPr>
+              <w:t>Geen extra mediakosten</w:t>
+            </w:r>
+          </w:p>
+        </w:tc>
+        <w:tc>
+          <w:tcPr>
+            <w:tcW w:type="dxa" w:w="2664"/>
+            <w:vAlign w:val="top"/>
+            <w:tcBorders>
+              <w:top w:val="single" w:sz="4" w:space="0" w:color="CFC8D8"/>
+              <w:left w:val="single" w:sz="4" w:space="0" w:color="CFC8D8"/>
+              <w:bottom w:val="single" w:sz="4" w:space="0" w:color="CFC8D8"/>
+              <w:right w:val="single" w:sz="4" w:space="0" w:color="CFC8D8"/>
+            </w:tcBorders>
+          </w:tcPr>
+          <w:p>
+            <w:pPr>
+              <w:spacing w:after="0"/>
+            </w:pPr>
+            <w:r>
+              <w:rPr>
+                <w:rFonts w:ascii="Arial" w:hAnsi="Arial"/>
+                <w:sz w:val="15"/>
+              </w:rPr>
+              <w:t>Snel: binnen 1 week inzetbaar</w:t>
+            </w:r>
+          </w:p>
+        </w:tc>
+        <w:tc>
+          <w:tcPr>
+            <w:tcW w:type="dxa" w:w="5616"/>
+            <w:vAlign w:val="top"/>
+            <w:tcBorders>
+              <w:top w:val="single" w:sz="4" w:space="0" w:color="CFC8D8"/>
+              <w:left w:val="single" w:sz="4" w:space="0" w:color="CFC8D8"/>
+              <w:bottom w:val="single" w:sz="4" w:space="0" w:color="CFC8D8"/>
+              <w:right w:val="single" w:sz="4" w:space="0" w:color="CFC8D8"/>
+            </w:tcBorders>
+          </w:tcPr>
+          <w:p>
+            <w:pPr>
+              <w:spacing w:after="0"/>
+            </w:pPr>
+            <w:r>
+              <w:rPr>
+                <w:rFonts w:ascii="Arial" w:hAnsi="Arial"/>
+                <w:sz w:val="15"/>
+              </w:rPr>
+              <w:t>Alleen effectief als onderwerp, call-to-action en segmentatie goed zijn.</w:t>
+            </w:r>
+          </w:p>
+        </w:tc>
+      </w:tr>
+      <w:tr>
+        <w:tc>
+          <w:tcPr>
+            <w:tcW w:type="dxa" w:w="3672"/>
+            <w:vAlign w:val="top"/>
+            <w:tcBorders>
+              <w:top w:val="single" w:sz="4" w:space="0" w:color="CFC8D8"/>
+              <w:left w:val="single" w:sz="4" w:space="0" w:color="CFC8D8"/>
+              <w:bottom w:val="single" w:sz="4" w:space="0" w:color="CFC8D8"/>
+              <w:right w:val="single" w:sz="4" w:space="0" w:color="CFC8D8"/>
+            </w:tcBorders>
+          </w:tcPr>
+          <w:p>
+            <w:pPr>
+              <w:spacing w:after="0"/>
+            </w:pPr>
+            <w:r>
+              <w:rPr>
+                <w:rFonts w:ascii="Arial" w:hAnsi="Arial"/>
+                <w:sz w:val="15"/>
+              </w:rPr>
+              <w:t>LinkedIn-posts en kleine gesponsorde campagne</w:t>
+            </w:r>
+          </w:p>
+        </w:tc>
+        <w:tc>
+          <w:tcPr>
+            <w:tcW w:type="dxa" w:w="2664"/>
+            <w:vAlign w:val="top"/>
+            <w:tcBorders>
+              <w:top w:val="single" w:sz="4" w:space="0" w:color="CFC8D8"/>
+              <w:left w:val="single" w:sz="4" w:space="0" w:color="CFC8D8"/>
+              <w:bottom w:val="single" w:sz="4" w:space="0" w:color="CFC8D8"/>
+              <w:right w:val="single" w:sz="4" w:space="0" w:color="CFC8D8"/>
+            </w:tcBorders>
+          </w:tcPr>
+          <w:p>
+            <w:pPr>
+              <w:spacing w:after="0"/>
+            </w:pPr>
+            <w:r>
+              <w:rPr>
+                <w:rFonts w:ascii="Arial" w:hAnsi="Arial"/>
+                <w:sz w:val="15"/>
+              </w:rPr>
+              <w:t>EUR 650 campagnebudget, exclusief ontwerp</w:t>
+            </w:r>
+          </w:p>
+        </w:tc>
+        <w:tc>
+          <w:tcPr>
+            <w:tcW w:type="dxa" w:w="2664"/>
+            <w:vAlign w:val="top"/>
+            <w:tcBorders>
+              <w:top w:val="single" w:sz="4" w:space="0" w:color="CFC8D8"/>
+              <w:left w:val="single" w:sz="4" w:space="0" w:color="CFC8D8"/>
+              <w:bottom w:val="single" w:sz="4" w:space="0" w:color="CFC8D8"/>
+              <w:right w:val="single" w:sz="4" w:space="0" w:color="CFC8D8"/>
+            </w:tcBorders>
+          </w:tcPr>
+          <w:p>
+            <w:pPr>
+              <w:spacing w:after="0"/>
+            </w:pPr>
+            <w:r>
+              <w:rPr>
+                <w:rFonts w:ascii="Arial" w:hAnsi="Arial"/>
+                <w:sz w:val="15"/>
+              </w:rPr>
+              <w:t>Snel: binnen 1 tot 2 weken inzetbaar</w:t>
+            </w:r>
+          </w:p>
+        </w:tc>
+        <w:tc>
+          <w:tcPr>
+            <w:tcW w:type="dxa" w:w="5616"/>
+            <w:vAlign w:val="top"/>
+            <w:tcBorders>
+              <w:top w:val="single" w:sz="4" w:space="0" w:color="CFC8D8"/>
+              <w:left w:val="single" w:sz="4" w:space="0" w:color="CFC8D8"/>
+              <w:bottom w:val="single" w:sz="4" w:space="0" w:color="CFC8D8"/>
+              <w:right w:val="single" w:sz="4" w:space="0" w:color="CFC8D8"/>
+            </w:tcBorders>
+          </w:tcPr>
+          <w:p>
+            <w:pPr>
+              <w:spacing w:after="0"/>
+            </w:pPr>
+            <w:r>
+              <w:rPr>
+                <w:rFonts w:ascii="Arial" w:hAnsi="Arial"/>
+                <w:sz w:val="15"/>
+              </w:rPr>
+              <w:t>Geschikt om zakelijke beslissers te bereiken, vooral bij scholen, campus en events.</w:t>
+            </w:r>
+          </w:p>
+        </w:tc>
+      </w:tr>
+      <w:tr>
+        <w:tc>
+          <w:tcPr>
+            <w:tcW w:type="dxa" w:w="3672"/>
+            <w:vAlign w:val="top"/>
+            <w:tcBorders>
+              <w:top w:val="single" w:sz="4" w:space="0" w:color="CFC8D8"/>
+              <w:left w:val="single" w:sz="4" w:space="0" w:color="CFC8D8"/>
+              <w:bottom w:val="single" w:sz="4" w:space="0" w:color="CFC8D8"/>
+              <w:right w:val="single" w:sz="4" w:space="0" w:color="CFC8D8"/>
+            </w:tcBorders>
+          </w:tcPr>
+          <w:p>
+            <w:pPr>
+              <w:spacing w:after="0"/>
+            </w:pPr>
+            <w:r>
+              <w:rPr>
+                <w:rFonts w:ascii="Arial" w:hAnsi="Arial"/>
+                <w:sz w:val="15"/>
+              </w:rPr>
+              <w:t>Accountmanager benadert klanten persoonlijk</w:t>
+            </w:r>
+          </w:p>
+        </w:tc>
+        <w:tc>
+          <w:tcPr>
+            <w:tcW w:type="dxa" w:w="2664"/>
+            <w:vAlign w:val="top"/>
+            <w:tcBorders>
+              <w:top w:val="single" w:sz="4" w:space="0" w:color="CFC8D8"/>
+              <w:left w:val="single" w:sz="4" w:space="0" w:color="CFC8D8"/>
+              <w:bottom w:val="single" w:sz="4" w:space="0" w:color="CFC8D8"/>
+              <w:right w:val="single" w:sz="4" w:space="0" w:color="CFC8D8"/>
+            </w:tcBorders>
+          </w:tcPr>
+          <w:p>
+            <w:pPr>
+              <w:spacing w:after="0"/>
+            </w:pPr>
+            <w:r>
+              <w:rPr>
+                <w:rFonts w:ascii="Arial" w:hAnsi="Arial"/>
+                <w:sz w:val="15"/>
+              </w:rPr>
+              <w:t>Geen extra mediakosten, wel personeelsuren</w:t>
+            </w:r>
+          </w:p>
+        </w:tc>
+        <w:tc>
+          <w:tcPr>
+            <w:tcW w:type="dxa" w:w="2664"/>
+            <w:vAlign w:val="top"/>
+            <w:tcBorders>
+              <w:top w:val="single" w:sz="4" w:space="0" w:color="CFC8D8"/>
+              <w:left w:val="single" w:sz="4" w:space="0" w:color="CFC8D8"/>
+              <w:bottom w:val="single" w:sz="4" w:space="0" w:color="CFC8D8"/>
+              <w:right w:val="single" w:sz="4" w:space="0" w:color="CFC8D8"/>
+            </w:tcBorders>
+          </w:tcPr>
+          <w:p>
+            <w:pPr>
+              <w:spacing w:after="0"/>
+            </w:pPr>
+            <w:r>
+              <w:rPr>
+                <w:rFonts w:ascii="Arial" w:hAnsi="Arial"/>
+                <w:sz w:val="15"/>
+              </w:rPr>
+              <w:t>Gemiddeld: afhankelijk van agenda</w:t>
+            </w:r>
+          </w:p>
+        </w:tc>
+        <w:tc>
+          <w:tcPr>
+            <w:tcW w:type="dxa" w:w="5616"/>
+            <w:vAlign w:val="top"/>
+            <w:tcBorders>
+              <w:top w:val="single" w:sz="4" w:space="0" w:color="CFC8D8"/>
+              <w:left w:val="single" w:sz="4" w:space="0" w:color="CFC8D8"/>
+              <w:bottom w:val="single" w:sz="4" w:space="0" w:color="CFC8D8"/>
+              <w:right w:val="single" w:sz="4" w:space="0" w:color="CFC8D8"/>
+            </w:tcBorders>
+          </w:tcPr>
+          <w:p>
+            <w:pPr>
+              <w:spacing w:after="0"/>
+            </w:pPr>
+            <w:r>
+              <w:rPr>
+                <w:rFonts w:ascii="Arial" w:hAnsi="Arial"/>
+                <w:sz w:val="15"/>
+              </w:rPr>
+              <w:t>Sterk bij klanten met duidelijke omzetpotentie, maar capaciteit is beperkt.</w:t>
+            </w:r>
+          </w:p>
+        </w:tc>
+      </w:tr>
+      <w:tr>
+        <w:tc>
+          <w:tcPr>
+            <w:tcW w:type="dxa" w:w="3672"/>
+            <w:vAlign w:val="top"/>
+            <w:tcBorders>
+              <w:top w:val="single" w:sz="4" w:space="0" w:color="CFC8D8"/>
+              <w:left w:val="single" w:sz="4" w:space="0" w:color="CFC8D8"/>
+              <w:bottom w:val="single" w:sz="4" w:space="0" w:color="CFC8D8"/>
+              <w:right w:val="single" w:sz="4" w:space="0" w:color="CFC8D8"/>
+            </w:tcBorders>
+          </w:tcPr>
+          <w:p>
+            <w:pPr>
+              <w:spacing w:after="0"/>
+            </w:pPr>
+            <w:r>
+              <w:rPr>
+                <w:rFonts w:ascii="Arial" w:hAnsi="Arial"/>
+                <w:sz w:val="15"/>
+              </w:rPr>
+              <w:t>Samplebox/direct mail</w:t>
+            </w:r>
+          </w:p>
+        </w:tc>
+        <w:tc>
+          <w:tcPr>
+            <w:tcW w:type="dxa" w:w="2664"/>
+            <w:vAlign w:val="top"/>
+            <w:tcBorders>
+              <w:top w:val="single" w:sz="4" w:space="0" w:color="CFC8D8"/>
+              <w:left w:val="single" w:sz="4" w:space="0" w:color="CFC8D8"/>
+              <w:bottom w:val="single" w:sz="4" w:space="0" w:color="CFC8D8"/>
+              <w:right w:val="single" w:sz="4" w:space="0" w:color="CFC8D8"/>
+            </w:tcBorders>
+          </w:tcPr>
+          <w:p>
+            <w:pPr>
+              <w:spacing w:after="0"/>
+            </w:pPr>
+            <w:r>
+              <w:rPr>
+                <w:rFonts w:ascii="Arial" w:hAnsi="Arial"/>
+                <w:sz w:val="15"/>
+              </w:rPr>
+              <w:t>EUR 5,75 per ontvanger, exclusief verzendkosten</w:t>
+            </w:r>
+          </w:p>
+        </w:tc>
+        <w:tc>
+          <w:tcPr>
+            <w:tcW w:type="dxa" w:w="2664"/>
+            <w:vAlign w:val="top"/>
+            <w:tcBorders>
+              <w:top w:val="single" w:sz="4" w:space="0" w:color="CFC8D8"/>
+              <w:left w:val="single" w:sz="4" w:space="0" w:color="CFC8D8"/>
+              <w:bottom w:val="single" w:sz="4" w:space="0" w:color="CFC8D8"/>
+              <w:right w:val="single" w:sz="4" w:space="0" w:color="CFC8D8"/>
+            </w:tcBorders>
+          </w:tcPr>
+          <w:p>
+            <w:pPr>
+              <w:spacing w:after="0"/>
+            </w:pPr>
+            <w:r>
+              <w:rPr>
+                <w:rFonts w:ascii="Arial" w:hAnsi="Arial"/>
+                <w:sz w:val="15"/>
+              </w:rPr>
+              <w:t>Gemiddeld: voorbereiding en verzending nodig</w:t>
+            </w:r>
+          </w:p>
+        </w:tc>
+        <w:tc>
+          <w:tcPr>
+            <w:tcW w:type="dxa" w:w="5616"/>
+            <w:vAlign w:val="top"/>
+            <w:tcBorders>
+              <w:top w:val="single" w:sz="4" w:space="0" w:color="CFC8D8"/>
+              <w:left w:val="single" w:sz="4" w:space="0" w:color="CFC8D8"/>
+              <w:bottom w:val="single" w:sz="4" w:space="0" w:color="CFC8D8"/>
+              <w:right w:val="single" w:sz="4" w:space="0" w:color="CFC8D8"/>
+            </w:tcBorders>
+          </w:tcPr>
+          <w:p>
+            <w:pPr>
+              <w:spacing w:after="0"/>
+            </w:pPr>
+            <w:r>
+              <w:rPr>
+                <w:rFonts w:ascii="Arial" w:hAnsi="Arial"/>
+                <w:sz w:val="15"/>
+              </w:rPr>
+              <w:t>Laat het product ervaren, maar is duurder bij grote aantallen.</w:t>
+            </w:r>
+          </w:p>
+        </w:tc>
+      </w:tr>
+      <w:tr>
+        <w:tc>
+          <w:tcPr>
+            <w:tcW w:type="dxa" w:w="3672"/>
+            <w:vAlign w:val="top"/>
+            <w:tcBorders>
+              <w:top w:val="single" w:sz="4" w:space="0" w:color="CFC8D8"/>
+              <w:left w:val="single" w:sz="4" w:space="0" w:color="CFC8D8"/>
+              <w:bottom w:val="single" w:sz="4" w:space="0" w:color="CFC8D8"/>
+              <w:right w:val="single" w:sz="4" w:space="0" w:color="CFC8D8"/>
+            </w:tcBorders>
+          </w:tcPr>
+          <w:p>
+            <w:pPr>
+              <w:spacing w:after="0"/>
+            </w:pPr>
+            <w:r>
+              <w:rPr>
+                <w:rFonts w:ascii="Arial" w:hAnsi="Arial"/>
+                <w:sz w:val="15"/>
+              </w:rPr>
+              <w:t>Artikel of advertentie op vakplatform</w:t>
+            </w:r>
+          </w:p>
+        </w:tc>
+        <w:tc>
+          <w:tcPr>
+            <w:tcW w:type="dxa" w:w="2664"/>
+            <w:vAlign w:val="top"/>
+            <w:tcBorders>
+              <w:top w:val="single" w:sz="4" w:space="0" w:color="CFC8D8"/>
+              <w:left w:val="single" w:sz="4" w:space="0" w:color="CFC8D8"/>
+              <w:bottom w:val="single" w:sz="4" w:space="0" w:color="CFC8D8"/>
+              <w:right w:val="single" w:sz="4" w:space="0" w:color="CFC8D8"/>
+            </w:tcBorders>
+          </w:tcPr>
+          <w:p>
+            <w:pPr>
+              <w:spacing w:after="0"/>
+            </w:pPr>
+            <w:r>
+              <w:rPr>
+                <w:rFonts w:ascii="Arial" w:hAnsi="Arial"/>
+                <w:sz w:val="15"/>
+              </w:rPr>
+              <w:t>EUR 1.750 per plaatsing</w:t>
+            </w:r>
+          </w:p>
+        </w:tc>
+        <w:tc>
+          <w:tcPr>
+            <w:tcW w:type="dxa" w:w="2664"/>
+            <w:vAlign w:val="top"/>
+            <w:tcBorders>
+              <w:top w:val="single" w:sz="4" w:space="0" w:color="CFC8D8"/>
+              <w:left w:val="single" w:sz="4" w:space="0" w:color="CFC8D8"/>
+              <w:bottom w:val="single" w:sz="4" w:space="0" w:color="CFC8D8"/>
+              <w:right w:val="single" w:sz="4" w:space="0" w:color="CFC8D8"/>
+            </w:tcBorders>
+          </w:tcPr>
+          <w:p>
+            <w:pPr>
+              <w:spacing w:after="0"/>
+            </w:pPr>
+            <w:r>
+              <w:rPr>
+                <w:rFonts w:ascii="Arial" w:hAnsi="Arial"/>
+                <w:sz w:val="15"/>
+              </w:rPr>
+              <w:t>Gemiddeld: plaatsing in overleg</w:t>
+            </w:r>
+          </w:p>
+        </w:tc>
+        <w:tc>
+          <w:tcPr>
+            <w:tcW w:type="dxa" w:w="5616"/>
+            <w:vAlign w:val="top"/>
+            <w:tcBorders>
+              <w:top w:val="single" w:sz="4" w:space="0" w:color="CFC8D8"/>
+              <w:left w:val="single" w:sz="4" w:space="0" w:color="CFC8D8"/>
+              <w:bottom w:val="single" w:sz="4" w:space="0" w:color="CFC8D8"/>
+              <w:right w:val="single" w:sz="4" w:space="0" w:color="CFC8D8"/>
+            </w:tcBorders>
+          </w:tcPr>
+          <w:p>
+            <w:pPr>
+              <w:spacing w:after="0"/>
+            </w:pPr>
+            <w:r>
+              <w:rPr>
+                <w:rFonts w:ascii="Arial" w:hAnsi="Arial"/>
+                <w:sz w:val="15"/>
+              </w:rPr>
+              <w:t>Bereik is zakelijk, maar minder direct gericht op bestaande klanten.</w:t>
+            </w:r>
+          </w:p>
+        </w:tc>
+      </w:tr>
+      <w:tr>
+        <w:tc>
+          <w:tcPr>
+            <w:tcW w:type="dxa" w:w="3672"/>
+            <w:vAlign w:val="top"/>
+            <w:tcBorders>
+              <w:top w:val="single" w:sz="4" w:space="0" w:color="CFC8D8"/>
+              <w:left w:val="single" w:sz="4" w:space="0" w:color="CFC8D8"/>
+              <w:bottom w:val="single" w:sz="4" w:space="0" w:color="CFC8D8"/>
+              <w:right w:val="single" w:sz="4" w:space="0" w:color="CFC8D8"/>
+            </w:tcBorders>
+          </w:tcPr>
+          <w:p>
+            <w:pPr>
+              <w:spacing w:after="0"/>
+            </w:pPr>
+            <w:r>
+              <w:rPr>
+                <w:rFonts w:ascii="Arial" w:hAnsi="Arial"/>
+                <w:sz w:val="15"/>
+              </w:rPr>
+              <w:t>Beursstand of live demo</w:t>
+            </w:r>
+          </w:p>
+        </w:tc>
+        <w:tc>
+          <w:tcPr>
+            <w:tcW w:type="dxa" w:w="2664"/>
+            <w:vAlign w:val="top"/>
+            <w:tcBorders>
+              <w:top w:val="single" w:sz="4" w:space="0" w:color="CFC8D8"/>
+              <w:left w:val="single" w:sz="4" w:space="0" w:color="CFC8D8"/>
+              <w:bottom w:val="single" w:sz="4" w:space="0" w:color="CFC8D8"/>
+              <w:right w:val="single" w:sz="4" w:space="0" w:color="CFC8D8"/>
+            </w:tcBorders>
+          </w:tcPr>
+          <w:p>
+            <w:pPr>
+              <w:spacing w:after="0"/>
+            </w:pPr>
+            <w:r>
+              <w:rPr>
+                <w:rFonts w:ascii="Arial" w:hAnsi="Arial"/>
+                <w:sz w:val="15"/>
+              </w:rPr>
+              <w:t>Vanaf EUR 7.500, exclusief personeelskosten</w:t>
+            </w:r>
+          </w:p>
+        </w:tc>
+        <w:tc>
+          <w:tcPr>
+            <w:tcW w:type="dxa" w:w="2664"/>
+            <w:vAlign w:val="top"/>
+            <w:tcBorders>
+              <w:top w:val="single" w:sz="4" w:space="0" w:color="CFC8D8"/>
+              <w:left w:val="single" w:sz="4" w:space="0" w:color="CFC8D8"/>
+              <w:bottom w:val="single" w:sz="4" w:space="0" w:color="CFC8D8"/>
+              <w:right w:val="single" w:sz="4" w:space="0" w:color="CFC8D8"/>
+            </w:tcBorders>
+          </w:tcPr>
+          <w:p>
+            <w:pPr>
+              <w:spacing w:after="0"/>
+            </w:pPr>
+            <w:r>
+              <w:rPr>
+                <w:rFonts w:ascii="Arial" w:hAnsi="Arial"/>
+                <w:sz w:val="15"/>
+              </w:rPr>
+              <w:t>Traag: planning minimaal 6 weken</w:t>
+            </w:r>
+          </w:p>
+        </w:tc>
+        <w:tc>
+          <w:tcPr>
+            <w:tcW w:type="dxa" w:w="5616"/>
+            <w:vAlign w:val="top"/>
+            <w:tcBorders>
+              <w:top w:val="single" w:sz="4" w:space="0" w:color="CFC8D8"/>
+              <w:left w:val="single" w:sz="4" w:space="0" w:color="CFC8D8"/>
+              <w:bottom w:val="single" w:sz="4" w:space="0" w:color="CFC8D8"/>
+              <w:right w:val="single" w:sz="4" w:space="0" w:color="CFC8D8"/>
+            </w:tcBorders>
+          </w:tcPr>
+          <w:p>
+            <w:pPr>
+              <w:spacing w:after="0"/>
+            </w:pPr>
+            <w:r>
+              <w:rPr>
+                <w:rFonts w:ascii="Arial" w:hAnsi="Arial"/>
+                <w:sz w:val="15"/>
+              </w:rPr>
+              <w:t>Kan sterk zijn voor events en vending, maar past minder goed bij een korte termijn en beperkt budget.</w:t>
+            </w:r>
+          </w:p>
+        </w:tc>
+      </w:tr>
+    </w:tbl>
+    <w:p>
+      <w:pPr>
+        <w:spacing w:after="120"/>
+      </w:pPr>
+      <w:r>
+        <w:t>Randvoorwaarden: het indicatieve mediabudget is EUR 3.500. Gebruik geen harde gezondheidsclaims over energie, concentratie of sportprestaties. Houd rekening met allergeneninformatie, portretrecht, merkrecht en AVG. De uiting moet passen bij de huisstijl van DutchDelight Chocolates en de actieve uitstraling van Pulse.</w:t>
+      </w:r>
+    </w:p>
+    <w:p>
+      <w:pPr>
+        <w:spacing w:after="120"/>
+      </w:pPr>
+      <w:r>
+        <w:t>Ik ga ervan uit dat je naast deze interne informatie ook externe bronnen gebruikt. Denk aan informatie over trends in vending, school- en campuscatering, sportkantines, zakelijke foodservice, snackgedrag onderweg of relevante wet- en regelgeving. Misschien zie jij ook nog een ander communicatiekanaal dat beter past; onderbouw dat dan met bronnen.</w:t>
+      </w:r>
+    </w:p>
+    <w:p>
+      <w:pPr>
+        <w:spacing w:after="120"/>
+      </w:pPr>
+      <w:r>
+        <w:t>Leg je conclusies vast in de bijlage Conclusies voorbereiden communicatie-uiting. Werk in ieder geval uit: communicatiedoel, doelgroep, AIDA, kernboodschap, minimaal twee passende communicatiekanalen, onderbouwing van je kanaalkeuze, gebruikte bronnen en je conclusie.</w:t>
+      </w:r>
+    </w:p>
+    <w:p>
+      <w:pPr>
+        <w:spacing w:after="120"/>
+      </w:pPr>
+      <w:r>
+        <w:t>Verras mij met een goed onderbouwd voorstel.</w:t>
+      </w:r>
+    </w:p>
+    <w:p>
+      <w:pPr>
+        <w:spacing w:after="120"/>
+      </w:pPr>
+      <w:r>
+        <w:t>Met vriendelijke groet,</w:t>
+        <w:br/>
+        <w:t>Sanne Vermeer</w:t>
+        <w:br/>
+        <w:t>Hoofd Marketing &amp; Sales</w:t>
+        <w:br/>
         <w:t>DutchDelight Chocolates</w:t>
       </w:r>
     </w:p>
     <w:sectPr>
-      <w:pgSz w:w="12240" w:h="15840"/>
-      <w:pgMar w:top="1440" w:right="1800" w:bottom="1440" w:left="1800" w:header="720" w:footer="720" w:gutter="0"/>
+      <w:footerReference w:type="default" r:id="rId9"/>
+      <w:pgSz w:w="16834" w:h="11909" w:orient="landscape"/>
+      <w:pgMar w:top="792" w:right="792" w:bottom="792" w:left="792" w:header="720" w:footer="720" w:gutter="0"/>
       <w:cols w:space="720"/>
       <w:docGrid w:linePitch="360"/>
     </w:sectPr>
   </w:body>
 </w:document>
+</file>
+
+<file path=word/footer1.xml><?xml version="1.0" encoding="utf-8"?>
+<w:ftr xmlns:m="http://schemas.openxmlformats.org/officeDocument/2006/math" xmlns:mc="http://schemas.openxmlformats.org/markup-compatibility/2006" xmlns:mo="http://schemas.microsoft.com/office/mac/office/2008/main" xmlns:mv="urn:schemas-microsoft-com:mac:vml" xmlns:o="urn:schemas-microsoft-com:office:office" xmlns:r="http://schemas.openxmlformats.org/officeDocument/2006/relationships" xmlns:v="urn:schemas-microsoft-com:vml" xmlns:w10="urn:schemas-microsoft-com:office:word" xmlns:w14="http://schemas.microsoft.com/office/word/2010/wordml" xmlns:w="http://schemas.openxmlformats.org/wordprocessingml/2006/main" xmlns:wne="http://schemas.microsoft.com/office/word/2006/wordml" xmlns:wp14="http://schemas.microsoft.com/office/word/2010/wordprocessingDrawing" xmlns:wp="http://schemas.openxmlformats.org/drawingml/2006/wordprocessingDrawing" xmlns:wpc="http://schemas.microsoft.com/office/word/2010/wordprocessingCanvas" xmlns:wpg="http://schemas.microsoft.com/office/word/2010/wordprocessingGroup" xmlns:wpi="http://schemas.microsoft.com/office/word/2010/wordprocessingInk" xmlns:wps="http://schemas.microsoft.com/office/word/2010/wordprocessingShape" mc:Ignorable="w14 wp14">
+  <w:p>
+    <w:pPr>
+      <w:pStyle w:val="Footer"/>
+      <w:jc w:val="right"/>
+    </w:pPr>
+    <w:r>
+      <w:rPr>
+        <w:rFonts w:ascii="Arial" w:hAnsi="Arial"/>
+        <w:color w:val="666666"/>
+        <w:sz w:val="16"/>
+      </w:rPr>
+      <w:t>B1-K2 B Pulse - Bijlage 1</w:t>
+    </w:r>
+  </w:p>
+</w:ftr>
 </file>
 
 <file path=word/numbering.xml><?xml version="1.0" encoding="utf-8"?>
@@ -527,6 +4455,10 @@
     <w:name w:val="Normal"/>
     <w:qFormat/>
     <w:rsid w:val="00FC693F"/>
+    <w:rPr>
+      <w:rFonts w:ascii="Arial" w:hAnsi="Arial"/>
+      <w:sz w:val="20"/>
+    </w:rPr>
   </w:style>
   <w:style w:type="paragraph" w:styleId="Header">
     <w:name w:val="header"/>
@@ -587,11 +4519,11 @@
       <w:outlineLvl w:val="0"/>
     </w:pPr>
     <w:rPr>
-      <w:rFonts w:asciiTheme="majorHAnsi" w:eastAsiaTheme="majorEastAsia" w:hAnsiTheme="majorHAnsi" w:cstheme="majorBidi"/>
+      <w:rFonts w:asciiTheme="majorHAnsi" w:eastAsiaTheme="majorEastAsia" w:hAnsiTheme="majorHAnsi" w:cstheme="majorBidi" w:ascii="Arial" w:hAnsi="Arial"/>
       <w:b/>
       <w:bCs/>
-      <w:color w:val="365F91" w:themeColor="accent1" w:themeShade="BF"/>
-      <w:sz w:val="28"/>
+      <w:color w:val="4B2358"/>
+      <w:sz w:val="34"/>
       <w:szCs w:val="28"/>
     </w:rPr>
   </w:style>
@@ -611,11 +4543,11 @@
       <w:outlineLvl w:val="1"/>
     </w:pPr>
     <w:rPr>
-      <w:rFonts w:asciiTheme="majorHAnsi" w:eastAsiaTheme="majorEastAsia" w:hAnsiTheme="majorHAnsi" w:cstheme="majorBidi"/>
+      <w:rFonts w:asciiTheme="majorHAnsi" w:eastAsiaTheme="majorEastAsia" w:hAnsiTheme="majorHAnsi" w:cstheme="majorBidi" w:ascii="Arial" w:hAnsi="Arial"/>
       <w:b/>
       <w:bCs/>
-      <w:color w:val="4F81BD" w:themeColor="accent1"/>
-      <w:sz w:val="26"/>
+      <w:color w:val="4B2358"/>
+      <w:sz w:val="24"/>
       <w:szCs w:val="26"/>
     </w:rPr>
   </w:style>
